--- a/Project Documents/3.Test Plan & Results.docx
+++ b/Project Documents/3.Test Plan & Results.docx
@@ -1,123 +1,103 @@
 
 <file path=word/document.xml><?xml version="1.0" encoding="utf-8"?>
-<w:document xmlns:wpc="http://schemas.microsoft.com/office/word/2010/wordprocessingCanvas" xmlns:mc="http://schemas.openxmlformats.org/markup-compatibility/2006" xmlns:o="urn:schemas-microsoft-com:office:office" xmlns:r="http://schemas.openxmlformats.org/officeDocument/2006/relationships" xmlns:m="http://schemas.openxmlformats.org/officeDocument/2006/math" xmlns:v="urn:schemas-microsoft-com:vml" xmlns:wp14="http://schemas.microsoft.com/office/word/2010/wordprocessingDrawing" xmlns:wp="http://schemas.openxmlformats.org/drawingml/2006/wordprocessingDrawing" xmlns:w10="urn:schemas-microsoft-com:office:word" xmlns:w="http://schemas.openxmlformats.org/wordprocessingml/2006/main" xmlns:w14="http://schemas.microsoft.com/office/word/2010/wordml" xmlns:w15="http://schemas.microsoft.com/office/word/2012/wordml" xmlns:wpg="http://schemas.microsoft.com/office/word/2010/wordprocessingGroup" xmlns:wpi="http://schemas.microsoft.com/office/word/2010/wordprocessingInk" xmlns:wne="http://schemas.microsoft.com/office/word/2006/wordml" xmlns:wps="http://schemas.microsoft.com/office/word/2010/wordprocessingShape" xmlns:w16se="http://schemas.microsoft.com/office/word/2015/wordml/symex" xmlns:w16cid="http://schemas.microsoft.com/office/word/2016/wordml/cid" xmlns:w16="http://schemas.microsoft.com/office/word/2018/wordml" xmlns:w16cex="http://schemas.microsoft.com/office/word/2018/wordml/cex" xmlns:w16sdtdh="http://schemas.microsoft.com/office/word/2020/wordml/sdtdatahash" xmlns:w16sdtfl="http://schemas.microsoft.com/office/word/2024/wordml/sdtformatlock" mc:Ignorable="w14 w15 wp14 w16se w16cid w16 w16cex w16sdtdh w16sdtfl">
+<w:document xmlns:wpc="http://schemas.microsoft.com/office/word/2010/wordprocessingCanvas" xmlns:cx="http://schemas.microsoft.com/office/drawing/2014/chartex" xmlns:cx1="http://schemas.microsoft.com/office/drawing/2015/9/8/chartex" xmlns:cx2="http://schemas.microsoft.com/office/drawing/2015/10/21/chartex" xmlns:cx3="http://schemas.microsoft.com/office/drawing/2016/5/9/chartex" xmlns:cx4="http://schemas.microsoft.com/office/drawing/2016/5/10/chartex" xmlns:cx5="http://schemas.microsoft.com/office/drawing/2016/5/11/chartex" xmlns:cx6="http://schemas.microsoft.com/office/drawing/2016/5/12/chartex" xmlns:cx7="http://schemas.microsoft.com/office/drawing/2016/5/13/chartex" xmlns:cx8="http://schemas.microsoft.com/office/drawing/2016/5/14/chartex" xmlns:mc="http://schemas.openxmlformats.org/markup-compatibility/2006" xmlns:aink="http://schemas.microsoft.com/office/drawing/2016/ink" xmlns:am3d="http://schemas.microsoft.com/office/drawing/2017/model3d" xmlns:o="urn:schemas-microsoft-com:office:office" xmlns:oel="http://schemas.microsoft.com/office/2019/extlst" xmlns:r="http://schemas.openxmlformats.org/officeDocument/2006/relationships" xmlns:m="http://schemas.openxmlformats.org/officeDocument/2006/math" xmlns:v="urn:schemas-microsoft-com:vml" xmlns:wp14="http://schemas.microsoft.com/office/word/2010/wordprocessingDrawing" xmlns:wp="http://schemas.openxmlformats.org/drawingml/2006/wordprocessingDrawing" xmlns:w10="urn:schemas-microsoft-com:office:word" xmlns:w="http://schemas.openxmlformats.org/wordprocessingml/2006/main" xmlns:w14="http://schemas.microsoft.com/office/word/2010/wordml" xmlns:w15="http://schemas.microsoft.com/office/word/2012/wordml" xmlns:w16cex="http://schemas.microsoft.com/office/word/2018/wordml/cex" xmlns:w16cid="http://schemas.microsoft.com/office/word/2016/wordml/cid" xmlns:w16="http://schemas.microsoft.com/office/word/2018/wordml" xmlns:w16du="http://schemas.microsoft.com/office/word/2023/wordml/word16du" xmlns:w16sdtdh="http://schemas.microsoft.com/office/word/2020/wordml/sdtdatahash" xmlns:w16sdtfl="http://schemas.microsoft.com/office/word/2024/wordml/sdtformatlock" xmlns:w16se="http://schemas.microsoft.com/office/word/2015/wordml/symex" xmlns:wpg="http://schemas.microsoft.com/office/word/2010/wordprocessingGroup" xmlns:wpi="http://schemas.microsoft.com/office/word/2010/wordprocessingInk" xmlns:wne="http://schemas.microsoft.com/office/word/2006/wordml" xmlns:wps="http://schemas.microsoft.com/office/word/2010/wordprocessingShape" mc:Ignorable="w14 w15 w16se w16cid w16 w16cex w16sdtdh w16sdtfl w16du wp14">
   <w:body>
-    <w:p xmlns:wp14="http://schemas.microsoft.com/office/word/2010/wordml" wp14:paraId="3887472D" wp14:textId="64920216">
+    <w:p>
       <w:pPr>
         <w:pStyle w:val="Heading1"/>
-        <w:keepNext w:val="1"/>
-        <w:keepLines w:val="1"/>
-        <w:spacing w:before="322" w:beforeAutospacing="off" w:after="322" w:afterAutospacing="off"/>
-        <w:rPr>
-          <w:noProof w:val="0"/>
-          <w:lang w:val="en-US"/>
-        </w:rPr>
-      </w:pPr>
-      <w:r>
-        <w:rPr>
-          <w:rFonts w:ascii="Aptos Display" w:hAnsi="Aptos Display" w:eastAsia="Aptos Display" w:cs="Aptos Display"/>
-          <w:b w:val="0"/>
-          <w:bCs w:val="0"/>
-          <w:i w:val="1"/>
-          <w:iCs w:val="1"/>
-          <w:caps w:val="0"/>
-          <w:smallCaps w:val="0"/>
-          <w:noProof w:val="0"/>
-          <w:color w:val="A6A6A6" w:themeColor="background1" w:themeTint="FF" w:themeShade="A6"/>
+        <w:spacing w:before="322" w:after="322"/>
+      </w:pPr>
+      <w:r>
+        <w:rPr>
+          <w:rFonts w:ascii="Aptos Display" w:eastAsia="Aptos Display" w:hAnsi="Aptos Display" w:cs="Aptos Display"/>
+          <w:i/>
+          <w:iCs/>
+          <w:color w:val="A6A6A6" w:themeColor="background1" w:themeShade="A6"/>
           <w:sz w:val="48"/>
           <w:szCs w:val="48"/>
-          <w:lang w:val="en-US"/>
         </w:rPr>
         <w:t>[Template]</w:t>
       </w:r>
     </w:p>
-    <w:p xmlns:wp14="http://schemas.microsoft.com/office/word/2010/wordml" wp14:paraId="22A9B736" wp14:textId="7678169B">
+    <w:p>
       <w:pPr>
         <w:pStyle w:val="Heading1"/>
-        <w:spacing w:before="322" w:beforeAutospacing="off" w:after="322" w:afterAutospacing="off"/>
-      </w:pPr>
-      <w:r>
-        <w:rPr>
-          <w:rFonts w:ascii="Aptos Display" w:hAnsi="Aptos Display" w:eastAsia="Aptos Display" w:cs="Aptos Display"/>
-          <w:b w:val="1"/>
-          <w:bCs w:val="1"/>
-          <w:noProof w:val="0"/>
+        <w:spacing w:before="322" w:after="322"/>
+      </w:pPr>
+      <w:r>
+        <w:rPr>
+          <w:rFonts w:ascii="Aptos Display" w:eastAsia="Aptos Display" w:hAnsi="Aptos Display" w:cs="Aptos Display"/>
+          <w:b/>
+          <w:bCs/>
           <w:sz w:val="48"/>
           <w:szCs w:val="48"/>
-          <w:lang w:val="en-US"/>
         </w:rPr>
         <w:t>Test Plan &amp; Results</w:t>
       </w:r>
     </w:p>
-    <w:p xmlns:wp14="http://schemas.microsoft.com/office/word/2010/wordml" wp14:paraId="19F70D0E" wp14:textId="03CA86D5">
+    <w:p>
       <w:pPr>
         <w:pStyle w:val="Heading3"/>
-        <w:spacing w:before="281" w:beforeAutospacing="off" w:after="281" w:afterAutospacing="off"/>
-      </w:pPr>
-      <w:r>
-        <w:rPr>
-          <w:rFonts w:ascii="Aptos Display" w:hAnsi="Aptos Display" w:eastAsia="Aptos Display" w:cs="Aptos Display"/>
-          <w:b w:val="1"/>
-          <w:bCs w:val="1"/>
-          <w:noProof w:val="0"/>
-          <w:sz w:val="28"/>
-          <w:szCs w:val="28"/>
-          <w:lang w:val="en-US"/>
+        <w:spacing w:before="281" w:after="281"/>
+      </w:pPr>
+      <w:r>
+        <w:rPr>
+          <w:rFonts w:ascii="Aptos Display" w:eastAsia="Aptos Display" w:hAnsi="Aptos Display" w:cs="Aptos Display"/>
+          <w:b/>
+          <w:bCs/>
         </w:rPr>
         <w:t>1</w:t>
       </w:r>
       <w:r>
         <w:rPr>
-          <w:rFonts w:ascii="Aptos Display" w:hAnsi="Aptos Display" w:eastAsia="Aptos Display" w:cs="Aptos Display"/>
-          <w:b w:val="1"/>
-          <w:bCs w:val="1"/>
-          <w:noProof w:val="0"/>
-          <w:sz w:val="28"/>
-          <w:szCs w:val="28"/>
-          <w:lang w:val="en-US"/>
+          <w:rFonts w:ascii="Aptos Display" w:eastAsia="Aptos Display" w:hAnsi="Aptos Display" w:cs="Aptos Display"/>
+          <w:b/>
+          <w:bCs/>
         </w:rPr>
         <w:t>. Test Plan</w:t>
       </w:r>
     </w:p>
     <w:tbl>
       <w:tblPr>
-        <w:tblStyle w:val="TableNormal"/>
-        <w:bidiVisual w:val="0"/>
         <w:tblW w:w="0" w:type="auto"/>
-        <w:tblBorders>
-          <w:top w:val="single" w:color="000000" w:themeColor="text1" w:sz="12"/>
-          <w:left w:val="single" w:color="000000" w:themeColor="text1" w:sz="12"/>
-          <w:bottom w:val="single" w:color="000000" w:themeColor="text1" w:sz="12"/>
-          <w:right w:val="single" w:color="000000" w:themeColor="text1" w:sz="12"/>
-          <w:insideH w:val="single" w:color="000000" w:themeColor="text1" w:sz="12"/>
-          <w:insideV w:val="single" w:color="000000" w:themeColor="text1" w:sz="12"/>
-        </w:tblBorders>
-        <w:tblLook w:val="06A0" w:firstRow="1" w:lastRow="0" w:firstColumn="1" w:lastColumn="0" w:noHBand="1" w:noVBand="1"/>
+        <w:tblCellSpacing w:w="15" w:type="dxa"/>
+        <w:tblCellMar>
+          <w:top w:w="15" w:type="dxa"/>
+          <w:left w:w="15" w:type="dxa"/>
+          <w:bottom w:w="15" w:type="dxa"/>
+          <w:right w:w="15" w:type="dxa"/>
+        </w:tblCellMar>
+        <w:tblLook w:val="04A0" w:firstRow="1" w:lastRow="0" w:firstColumn="1" w:lastColumn="0" w:noHBand="0" w:noVBand="1"/>
       </w:tblPr>
       <w:tblGrid>
-        <w:gridCol w:w="2955"/>
-        <w:gridCol w:w="3103"/>
-        <w:gridCol w:w="3422"/>
+        <w:gridCol w:w="1924"/>
+        <w:gridCol w:w="3424"/>
+        <w:gridCol w:w="4012"/>
       </w:tblGrid>
       <w:tr>
         <w:trPr>
-          <w:trHeight w:val="300"/>
+          <w:tblHeader/>
+          <w:tblCellSpacing w:w="15" w:type="dxa"/>
         </w:trPr>
         <w:tc>
           <w:tcPr>
-            <w:tcW w:w="2955" w:type="dxa"/>
-            <w:tcMar/>
-            <w:vAlign w:val="center"/>
-          </w:tcPr>
-          <w:p>
-            <w:pPr>
-              <w:spacing w:before="0" w:beforeAutospacing="off" w:after="0" w:afterAutospacing="off"/>
-              <w:jc w:val="center"/>
-            </w:pPr>
-            <w:r>
-              <w:rPr>
-                <w:b w:val="1"/>
-                <w:bCs w:val="1"/>
+            <w:tcW w:w="0" w:type="auto"/>
+            <w:vAlign w:val="center"/>
+            <w:hideMark/>
+          </w:tcPr>
+          <w:p>
+            <w:pPr>
+              <w:rPr>
+                <w:b/>
+                <w:bCs/>
+                <w:lang w:val="en-IN"/>
+              </w:rPr>
+            </w:pPr>
+            <w:r>
+              <w:rPr>
+                <w:b/>
+                <w:bCs/>
+                <w:lang w:val="en-IN"/>
               </w:rPr>
               <w:t>Test</w:t>
             </w:r>
@@ -125,19 +105,23 @@
         </w:tc>
         <w:tc>
           <w:tcPr>
-            <w:tcW w:w="3103" w:type="dxa"/>
-            <w:tcMar/>
-            <w:vAlign w:val="center"/>
-          </w:tcPr>
-          <w:p>
-            <w:pPr>
-              <w:spacing w:before="0" w:beforeAutospacing="off" w:after="0" w:afterAutospacing="off"/>
-              <w:jc w:val="center"/>
-            </w:pPr>
-            <w:r>
-              <w:rPr>
-                <w:b w:val="1"/>
-                <w:bCs w:val="1"/>
+            <w:tcW w:w="0" w:type="auto"/>
+            <w:vAlign w:val="center"/>
+            <w:hideMark/>
+          </w:tcPr>
+          <w:p>
+            <w:pPr>
+              <w:rPr>
+                <w:b/>
+                <w:bCs/>
+                <w:lang w:val="en-IN"/>
+              </w:rPr>
+            </w:pPr>
+            <w:r>
+              <w:rPr>
+                <w:b/>
+                <w:bCs/>
+                <w:lang w:val="en-IN"/>
               </w:rPr>
               <w:t>Method</w:t>
             </w:r>
@@ -145,19 +129,23 @@
         </w:tc>
         <w:tc>
           <w:tcPr>
-            <w:tcW w:w="3422" w:type="dxa"/>
-            <w:tcMar/>
-            <w:vAlign w:val="center"/>
-          </w:tcPr>
-          <w:p>
-            <w:pPr>
-              <w:spacing w:before="0" w:beforeAutospacing="off" w:after="0" w:afterAutospacing="off"/>
-              <w:jc w:val="center"/>
-            </w:pPr>
-            <w:r>
-              <w:rPr>
-                <w:b w:val="1"/>
-                <w:bCs w:val="1"/>
+            <w:tcW w:w="0" w:type="auto"/>
+            <w:vAlign w:val="center"/>
+            <w:hideMark/>
+          </w:tcPr>
+          <w:p>
+            <w:pPr>
+              <w:rPr>
+                <w:b/>
+                <w:bCs/>
+                <w:lang w:val="en-IN"/>
+              </w:rPr>
+            </w:pPr>
+            <w:r>
+              <w:rPr>
+                <w:b/>
+                <w:bCs/>
+                <w:lang w:val="en-IN"/>
               </w:rPr>
               <w:t>Expected Result</w:t>
             </w:r>
@@ -166,530 +154,1086 @@
       </w:tr>
       <w:tr>
         <w:trPr>
-          <w:trHeight w:val="300"/>
+          <w:tblCellSpacing w:w="15" w:type="dxa"/>
         </w:trPr>
         <w:tc>
           <w:tcPr>
-            <w:tcW w:w="2955" w:type="dxa"/>
-            <w:tcMar/>
-            <w:vAlign w:val="center"/>
-          </w:tcPr>
-          <w:p>
-            <w:pPr>
-              <w:pStyle w:val="Normal"/>
-              <w:spacing w:before="0" w:beforeAutospacing="off" w:after="0" w:afterAutospacing="off"/>
-              <w:ind w:left="0"/>
-              <w:rPr>
-                <w:rFonts w:ascii="Aptos Display" w:hAnsi="Aptos Display" w:eastAsia="Aptos Display" w:cs="Aptos Display"/>
-                <w:i w:val="1"/>
-                <w:iCs w:val="1"/>
-                <w:noProof w:val="0"/>
-                <w:color w:val="7F7F7F" w:themeColor="text1" w:themeTint="80" w:themeShade="FF"/>
-                <w:sz w:val="24"/>
-                <w:szCs w:val="24"/>
-                <w:lang w:val="en-US"/>
-              </w:rPr>
-            </w:pPr>
-            <w:r>
-              <w:rPr>
-                <w:rFonts w:ascii="Aptos Display" w:hAnsi="Aptos Display" w:eastAsia="Aptos Display" w:cs="Aptos Display"/>
-                <w:i w:val="1"/>
-                <w:iCs w:val="1"/>
-                <w:noProof w:val="0"/>
-                <w:color w:val="7F7F7F" w:themeColor="text1" w:themeTint="80" w:themeShade="FF"/>
-                <w:sz w:val="24"/>
-                <w:szCs w:val="24"/>
-                <w:lang w:val="en-US"/>
-              </w:rPr>
-              <w:t>What are you testing? (Usability, performance, etc.)</w:t>
-            </w:r>
-          </w:p>
-          <w:p>
-            <w:pPr>
-              <w:pStyle w:val="Normal"/>
-              <w:bidi w:val="0"/>
-              <w:jc w:val="center"/>
-              <w:rPr>
-                <w:b w:val="1"/>
-                <w:bCs w:val="1"/>
-              </w:rPr>
-            </w:pPr>
-          </w:p>
-        </w:tc>
-        <w:tc>
-          <w:tcPr>
-            <w:tcW w:w="3103" w:type="dxa"/>
-            <w:tcMar/>
-            <w:vAlign w:val="center"/>
-          </w:tcPr>
-          <w:p>
-            <w:pPr>
-              <w:pStyle w:val="Normal"/>
-              <w:bidi w:val="0"/>
-              <w:jc w:val="center"/>
-              <w:rPr>
-                <w:b w:val="1"/>
-                <w:bCs w:val="1"/>
-              </w:rPr>
-            </w:pPr>
-          </w:p>
-        </w:tc>
-        <w:tc>
-          <w:tcPr>
-            <w:tcW w:w="3422" w:type="dxa"/>
-            <w:tcMar/>
-            <w:vAlign w:val="center"/>
-          </w:tcPr>
-          <w:p>
-            <w:pPr>
-              <w:pStyle w:val="Normal"/>
-              <w:bidi w:val="0"/>
-              <w:jc w:val="center"/>
-              <w:rPr>
-                <w:b w:val="1"/>
-                <w:bCs w:val="1"/>
-              </w:rPr>
-            </w:pPr>
+            <w:tcW w:w="0" w:type="auto"/>
+            <w:vAlign w:val="center"/>
+            <w:hideMark/>
+          </w:tcPr>
+          <w:p>
+            <w:pPr>
+              <w:rPr>
+                <w:lang w:val="en-IN"/>
+              </w:rPr>
+            </w:pPr>
+            <w:r>
+              <w:rPr>
+                <w:lang w:val="en-IN"/>
+              </w:rPr>
+              <w:t>Servo Function Test</w:t>
+            </w:r>
+          </w:p>
+        </w:tc>
+        <w:tc>
+          <w:tcPr>
+            <w:tcW w:w="0" w:type="auto"/>
+            <w:vAlign w:val="center"/>
+            <w:hideMark/>
+          </w:tcPr>
+          <w:p>
+            <w:pPr>
+              <w:rPr>
+                <w:lang w:val="en-IN"/>
+              </w:rPr>
+            </w:pPr>
+            <w:r>
+              <w:rPr>
+                <w:lang w:val="en-IN"/>
+              </w:rPr>
+              <w:t xml:space="preserve">Run each servo individually using </w:t>
+            </w:r>
+            <w:proofErr w:type="spellStart"/>
+            <w:r>
+              <w:rPr>
+                <w:lang w:val="en-IN"/>
+              </w:rPr>
+              <w:t>MicroPython</w:t>
+            </w:r>
+            <w:proofErr w:type="spellEnd"/>
+          </w:p>
+        </w:tc>
+        <w:tc>
+          <w:tcPr>
+            <w:tcW w:w="0" w:type="auto"/>
+            <w:vAlign w:val="center"/>
+            <w:hideMark/>
+          </w:tcPr>
+          <w:p>
+            <w:pPr>
+              <w:rPr>
+                <w:lang w:val="en-IN"/>
+              </w:rPr>
+            </w:pPr>
+            <w:r>
+              <w:rPr>
+                <w:lang w:val="en-IN"/>
+              </w:rPr>
+              <w:t>All servos rotate smoothly without jitter</w:t>
+            </w:r>
+          </w:p>
+        </w:tc>
+      </w:tr>
+      <w:tr>
+        <w:trPr>
+          <w:trHeight w:val="38"/>
+          <w:tblCellSpacing w:w="15" w:type="dxa"/>
+        </w:trPr>
+        <w:tc>
+          <w:tcPr>
+            <w:tcW w:w="0" w:type="auto"/>
+            <w:vAlign w:val="center"/>
+            <w:hideMark/>
+          </w:tcPr>
+          <w:p>
+            <w:pPr>
+              <w:rPr>
+                <w:lang w:val="en-IN"/>
+              </w:rPr>
+            </w:pPr>
+            <w:r>
+              <w:rPr>
+                <w:lang w:val="en-IN"/>
+              </w:rPr>
+              <w:t>Walking Movement Test</w:t>
+            </w:r>
+          </w:p>
+        </w:tc>
+        <w:tc>
+          <w:tcPr>
+            <w:tcW w:w="0" w:type="auto"/>
+            <w:vAlign w:val="center"/>
+            <w:hideMark/>
+          </w:tcPr>
+          <w:p>
+            <w:pPr>
+              <w:rPr>
+                <w:lang w:val="en-IN"/>
+              </w:rPr>
+            </w:pPr>
+            <w:r>
+              <w:rPr>
+                <w:lang w:val="en-IN"/>
+              </w:rPr>
+              <w:t>Execute walking gait code</w:t>
+            </w:r>
+          </w:p>
+        </w:tc>
+        <w:tc>
+          <w:tcPr>
+            <w:tcW w:w="0" w:type="auto"/>
+            <w:vAlign w:val="center"/>
+            <w:hideMark/>
+          </w:tcPr>
+          <w:p>
+            <w:pPr>
+              <w:rPr>
+                <w:lang w:val="en-IN"/>
+              </w:rPr>
+            </w:pPr>
+            <w:r>
+              <w:rPr>
+                <w:lang w:val="en-IN"/>
+              </w:rPr>
+              <w:t>Robot moves forward in a stable and coordinated manner</w:t>
+            </w:r>
+          </w:p>
+        </w:tc>
+      </w:tr>
+      <w:tr>
+        <w:trPr>
+          <w:gridAfter w:val="2"/>
+          <w:tblCellSpacing w:w="15" w:type="dxa"/>
+        </w:trPr>
+        <w:tc>
+          <w:tcPr>
+            <w:tcW w:w="0" w:type="auto"/>
+            <w:vAlign w:val="center"/>
+            <w:hideMark/>
+          </w:tcPr>
+          <w:p>
+            <w:pPr>
+              <w:rPr>
+                <w:lang w:val="en-IN"/>
+              </w:rPr>
+            </w:pPr>
+          </w:p>
+        </w:tc>
+      </w:tr>
+      <w:tr>
+        <w:trPr>
+          <w:tblCellSpacing w:w="15" w:type="dxa"/>
+        </w:trPr>
+        <w:tc>
+          <w:tcPr>
+            <w:tcW w:w="0" w:type="auto"/>
+            <w:vAlign w:val="center"/>
+            <w:hideMark/>
+          </w:tcPr>
+          <w:p>
+            <w:pPr>
+              <w:rPr>
+                <w:lang w:val="en-IN"/>
+              </w:rPr>
+            </w:pPr>
+            <w:r>
+              <w:rPr>
+                <w:lang w:val="en-IN"/>
+              </w:rPr>
+              <w:t>Response Time Test</w:t>
+            </w:r>
+          </w:p>
+        </w:tc>
+        <w:tc>
+          <w:tcPr>
+            <w:tcW w:w="0" w:type="auto"/>
+            <w:vAlign w:val="center"/>
+            <w:hideMark/>
+          </w:tcPr>
+          <w:p>
+            <w:pPr>
+              <w:rPr>
+                <w:lang w:val="en-IN"/>
+              </w:rPr>
+            </w:pPr>
+            <w:r>
+              <w:rPr>
+                <w:lang w:val="en-IN"/>
+              </w:rPr>
+              <w:t>Observe delay after detection</w:t>
+            </w:r>
+          </w:p>
+        </w:tc>
+        <w:tc>
+          <w:tcPr>
+            <w:tcW w:w="0" w:type="auto"/>
+            <w:vAlign w:val="center"/>
+            <w:hideMark/>
+          </w:tcPr>
+          <w:p>
+            <w:pPr>
+              <w:rPr>
+                <w:lang w:val="en-IN"/>
+              </w:rPr>
+            </w:pPr>
+            <w:r>
+              <w:rPr>
+                <w:lang w:val="en-IN"/>
+              </w:rPr>
+              <w:t>Robot stops or changes direction within 1 second</w:t>
+            </w:r>
+          </w:p>
+        </w:tc>
+      </w:tr>
+      <w:tr>
+        <w:trPr>
+          <w:tblCellSpacing w:w="15" w:type="dxa"/>
+        </w:trPr>
+        <w:tc>
+          <w:tcPr>
+            <w:tcW w:w="0" w:type="auto"/>
+            <w:vAlign w:val="center"/>
+            <w:hideMark/>
+          </w:tcPr>
+          <w:p>
+            <w:pPr>
+              <w:rPr>
+                <w:lang w:val="en-IN"/>
+              </w:rPr>
+            </w:pPr>
+            <w:r>
+              <w:rPr>
+                <w:lang w:val="en-IN"/>
+              </w:rPr>
+              <w:t>Power Stability Test</w:t>
+            </w:r>
+          </w:p>
+        </w:tc>
+        <w:tc>
+          <w:tcPr>
+            <w:tcW w:w="0" w:type="auto"/>
+            <w:vAlign w:val="center"/>
+            <w:hideMark/>
+          </w:tcPr>
+          <w:p>
+            <w:pPr>
+              <w:rPr>
+                <w:lang w:val="en-IN"/>
+              </w:rPr>
+            </w:pPr>
+            <w:r>
+              <w:rPr>
+                <w:lang w:val="en-IN"/>
+              </w:rPr>
+              <w:t>Run all servos simultaneously</w:t>
+            </w:r>
+          </w:p>
+        </w:tc>
+        <w:tc>
+          <w:tcPr>
+            <w:tcW w:w="0" w:type="auto"/>
+            <w:vAlign w:val="center"/>
+            <w:hideMark/>
+          </w:tcPr>
+          <w:p>
+            <w:pPr>
+              <w:rPr>
+                <w:lang w:val="en-IN"/>
+              </w:rPr>
+            </w:pPr>
+            <w:r>
+              <w:rPr>
+                <w:lang w:val="en-IN"/>
+              </w:rPr>
+              <w:t>No reset or power drop occurs</w:t>
+            </w:r>
           </w:p>
         </w:tc>
       </w:tr>
     </w:tbl>
-    <w:p xmlns:wp14="http://schemas.microsoft.com/office/word/2010/wordml" wp14:paraId="3095D712" wp14:textId="675D7FF5"/>
-    <w:p xmlns:wp14="http://schemas.microsoft.com/office/word/2010/wordml" wp14:paraId="05A5747D" wp14:textId="1BEFBCD1">
+    <w:p>
+      <w:pPr>
+        <w:rPr>
+          <w:lang w:val="en-IN"/>
+        </w:rPr>
+      </w:pPr>
+    </w:p>
+    <w:p>
       <w:pPr>
         <w:pStyle w:val="Heading3"/>
-        <w:bidi w:val="0"/>
-        <w:spacing w:before="281" w:beforeAutospacing="off" w:after="281" w:afterAutospacing="off"/>
-      </w:pPr>
-      <w:r>
-        <w:rPr>
-          <w:rFonts w:ascii="Aptos Display" w:hAnsi="Aptos Display" w:eastAsia="Aptos Display" w:cs="Aptos Display"/>
-          <w:b w:val="1"/>
-          <w:bCs w:val="1"/>
-          <w:noProof w:val="0"/>
-          <w:sz w:val="28"/>
-          <w:szCs w:val="28"/>
-          <w:lang w:val="en-US"/>
+        <w:spacing w:before="281" w:after="281"/>
+      </w:pPr>
+      <w:r>
+        <w:rPr>
+          <w:rFonts w:ascii="Aptos Display" w:eastAsia="Aptos Display" w:hAnsi="Aptos Display" w:cs="Aptos Display"/>
+          <w:b/>
+          <w:bCs/>
         </w:rPr>
         <w:t>2</w:t>
       </w:r>
       <w:r>
         <w:rPr>
-          <w:rFonts w:ascii="Aptos Display" w:hAnsi="Aptos Display" w:eastAsia="Aptos Display" w:cs="Aptos Display"/>
-          <w:b w:val="1"/>
-          <w:bCs w:val="1"/>
-          <w:noProof w:val="0"/>
-          <w:sz w:val="28"/>
-          <w:szCs w:val="28"/>
-          <w:lang w:val="en-US"/>
+          <w:rFonts w:ascii="Aptos Display" w:eastAsia="Aptos Display" w:hAnsi="Aptos Display" w:cs="Aptos Display"/>
+          <w:b/>
+          <w:bCs/>
         </w:rPr>
         <w:t>. User Testing</w:t>
       </w:r>
     </w:p>
-    <w:p xmlns:wp14="http://schemas.microsoft.com/office/word/2010/wordml" wp14:paraId="053EDE15" wp14:textId="1B735140">
+    <w:p>
+      <w:pPr>
+        <w:rPr>
+          <w:rFonts w:ascii="Aptos Display" w:eastAsia="Aptos Display" w:hAnsi="Aptos Display" w:cs="Aptos Display"/>
+          <w:i/>
+          <w:iCs/>
+          <w:color w:val="7F7F7F" w:themeColor="text1" w:themeTint="80"/>
+          <w:lang w:val="en-IN"/>
+        </w:rPr>
+      </w:pPr>
+      <w:r>
+        <w:rPr>
+          <w:rFonts w:ascii="Aptos Display" w:eastAsia="Aptos Display" w:hAnsi="Aptos Display" w:cs="Aptos Display"/>
+          <w:i/>
+          <w:iCs/>
+          <w:color w:val="7F7F7F" w:themeColor="text1" w:themeTint="80"/>
+          <w:lang w:val="en-IN"/>
+        </w:rPr>
+        <w:t xml:space="preserve">  </w:t>
+      </w:r>
+      <w:r>
+        <w:rPr>
+          <w:rFonts w:ascii="Aptos Display" w:eastAsia="Aptos Display" w:hAnsi="Aptos Display" w:cs="Aptos Display"/>
+          <w:b/>
+          <w:bCs/>
+          <w:i/>
+          <w:iCs/>
+          <w:color w:val="7F7F7F" w:themeColor="text1" w:themeTint="80"/>
+          <w:lang w:val="en-IN"/>
+        </w:rPr>
+        <w:t>Users:</w:t>
+      </w:r>
+      <w:r>
+        <w:rPr>
+          <w:rFonts w:ascii="Aptos Display" w:eastAsia="Aptos Display" w:hAnsi="Aptos Display" w:cs="Aptos Display"/>
+          <w:i/>
+          <w:iCs/>
+          <w:color w:val="7F7F7F" w:themeColor="text1" w:themeTint="80"/>
+          <w:lang w:val="en-IN"/>
+        </w:rPr>
+        <w:br/>
+      </w:r>
+      <w:r>
+        <w:rPr>
+          <w:rFonts w:ascii="Aptos Display" w:eastAsia="Aptos Display" w:hAnsi="Aptos Display" w:cs="Aptos Display"/>
+          <w:i/>
+          <w:iCs/>
+          <w:color w:val="7F7F7F" w:themeColor="text1" w:themeTint="80"/>
+          <w:lang w:val="en-IN"/>
+        </w:rPr>
+        <w:t xml:space="preserve">Swayam, Aditiya </w:t>
+      </w:r>
+      <w:proofErr w:type="spellStart"/>
+      <w:r>
+        <w:rPr>
+          <w:rFonts w:ascii="Aptos Display" w:eastAsia="Aptos Display" w:hAnsi="Aptos Display" w:cs="Aptos Display"/>
+          <w:i/>
+          <w:iCs/>
+          <w:color w:val="7F7F7F" w:themeColor="text1" w:themeTint="80"/>
+          <w:lang w:val="en-IN"/>
+        </w:rPr>
+        <w:t>Tearth</w:t>
+      </w:r>
+      <w:proofErr w:type="spellEnd"/>
+      <w:r>
+        <w:rPr>
+          <w:rFonts w:ascii="Aptos Display" w:eastAsia="Aptos Display" w:hAnsi="Aptos Display" w:cs="Aptos Display"/>
+          <w:i/>
+          <w:iCs/>
+          <w:color w:val="7F7F7F" w:themeColor="text1" w:themeTint="80"/>
+          <w:lang w:val="en-IN"/>
+        </w:rPr>
+        <w:t xml:space="preserve"> </w:t>
+      </w:r>
+    </w:p>
+    <w:p>
+      <w:pPr>
+        <w:rPr>
+          <w:rFonts w:ascii="Aptos Display" w:eastAsia="Aptos Display" w:hAnsi="Aptos Display" w:cs="Aptos Display"/>
+          <w:i/>
+          <w:iCs/>
+          <w:color w:val="7F7F7F" w:themeColor="text1" w:themeTint="80"/>
+          <w:lang w:val="en-IN"/>
+        </w:rPr>
+      </w:pPr>
+      <w:r>
+        <w:rPr>
+          <w:rFonts w:ascii="Aptos Display" w:eastAsia="Aptos Display" w:hAnsi="Aptos Display" w:cs="Aptos Display"/>
+          <w:i/>
+          <w:iCs/>
+          <w:color w:val="7F7F7F" w:themeColor="text1" w:themeTint="80"/>
+          <w:lang w:val="en-IN"/>
+        </w:rPr>
+        <w:t xml:space="preserve">  </w:t>
+      </w:r>
+      <w:r>
+        <w:rPr>
+          <w:rFonts w:ascii="Aptos Display" w:eastAsia="Aptos Display" w:hAnsi="Aptos Display" w:cs="Aptos Display"/>
+          <w:b/>
+          <w:bCs/>
+          <w:i/>
+          <w:iCs/>
+          <w:color w:val="7F7F7F" w:themeColor="text1" w:themeTint="80"/>
+          <w:lang w:val="en-IN"/>
+        </w:rPr>
+        <w:t>Tasks Given:</w:t>
+      </w:r>
+      <w:r>
+        <w:rPr>
+          <w:rFonts w:ascii="Aptos Display" w:eastAsia="Aptos Display" w:hAnsi="Aptos Display" w:cs="Aptos Display"/>
+          <w:i/>
+          <w:iCs/>
+          <w:color w:val="7F7F7F" w:themeColor="text1" w:themeTint="80"/>
+          <w:lang w:val="en-IN"/>
+        </w:rPr>
+        <w:t xml:space="preserve"> </w:t>
+      </w:r>
+    </w:p>
+    <w:p>
+      <w:pPr>
+        <w:numPr>
+          <w:ilvl w:val="0"/>
+          <w:numId w:val="5"/>
+        </w:numPr>
+        <w:rPr>
+          <w:rFonts w:ascii="Aptos Display" w:eastAsia="Aptos Display" w:hAnsi="Aptos Display" w:cs="Aptos Display"/>
+          <w:i/>
+          <w:iCs/>
+          <w:color w:val="7F7F7F" w:themeColor="text1" w:themeTint="80"/>
+          <w:lang w:val="en-IN"/>
+        </w:rPr>
+      </w:pPr>
+      <w:r>
+        <w:rPr>
+          <w:rFonts w:ascii="Aptos Display" w:eastAsia="Aptos Display" w:hAnsi="Aptos Display" w:cs="Aptos Display"/>
+          <w:i/>
+          <w:iCs/>
+          <w:color w:val="7F7F7F" w:themeColor="text1" w:themeTint="80"/>
+          <w:lang w:val="en-IN"/>
+        </w:rPr>
+        <w:t xml:space="preserve">Turn on the robot </w:t>
+      </w:r>
+    </w:p>
+    <w:p>
+      <w:pPr>
+        <w:numPr>
+          <w:ilvl w:val="0"/>
+          <w:numId w:val="5"/>
+        </w:numPr>
+        <w:rPr>
+          <w:rFonts w:ascii="Aptos Display" w:eastAsia="Aptos Display" w:hAnsi="Aptos Display" w:cs="Aptos Display"/>
+          <w:i/>
+          <w:iCs/>
+          <w:color w:val="7F7F7F" w:themeColor="text1" w:themeTint="80"/>
+          <w:lang w:val="en-IN"/>
+        </w:rPr>
+      </w:pPr>
+      <w:r>
+        <w:rPr>
+          <w:rFonts w:ascii="Aptos Display" w:eastAsia="Aptos Display" w:hAnsi="Aptos Display" w:cs="Aptos Display"/>
+          <w:i/>
+          <w:iCs/>
+          <w:color w:val="7F7F7F" w:themeColor="text1" w:themeTint="80"/>
+          <w:lang w:val="en-IN"/>
+        </w:rPr>
+        <w:t xml:space="preserve">Observe walking </w:t>
+      </w:r>
+      <w:proofErr w:type="spellStart"/>
+      <w:r>
+        <w:rPr>
+          <w:rFonts w:ascii="Aptos Display" w:eastAsia="Aptos Display" w:hAnsi="Aptos Display" w:cs="Aptos Display"/>
+          <w:i/>
+          <w:iCs/>
+          <w:color w:val="7F7F7F" w:themeColor="text1" w:themeTint="80"/>
+          <w:lang w:val="en-IN"/>
+        </w:rPr>
+        <w:t>behavior</w:t>
+      </w:r>
+      <w:proofErr w:type="spellEnd"/>
+      <w:r>
+        <w:rPr>
+          <w:rFonts w:ascii="Aptos Display" w:eastAsia="Aptos Display" w:hAnsi="Aptos Display" w:cs="Aptos Display"/>
+          <w:i/>
+          <w:iCs/>
+          <w:color w:val="7F7F7F" w:themeColor="text1" w:themeTint="80"/>
+          <w:lang w:val="en-IN"/>
+        </w:rPr>
+        <w:t xml:space="preserve"> </w:t>
+      </w:r>
+    </w:p>
+    <w:p>
+      <w:pPr>
+        <w:numPr>
+          <w:ilvl w:val="0"/>
+          <w:numId w:val="5"/>
+        </w:numPr>
+        <w:rPr>
+          <w:rFonts w:ascii="Aptos Display" w:eastAsia="Aptos Display" w:hAnsi="Aptos Display" w:cs="Aptos Display"/>
+          <w:i/>
+          <w:iCs/>
+          <w:color w:val="7F7F7F" w:themeColor="text1" w:themeTint="80"/>
+          <w:lang w:val="en-IN"/>
+        </w:rPr>
+      </w:pPr>
+      <w:r>
+        <w:rPr>
+          <w:rFonts w:ascii="Aptos Display" w:eastAsia="Aptos Display" w:hAnsi="Aptos Display" w:cs="Aptos Display"/>
+          <w:i/>
+          <w:iCs/>
+          <w:color w:val="7F7F7F" w:themeColor="text1" w:themeTint="80"/>
+          <w:lang w:val="en-IN"/>
+        </w:rPr>
+        <w:t>Check if robot responds correctly</w:t>
+      </w:r>
+    </w:p>
+    <w:p/>
+    <w:p>
+      <w:pPr>
+        <w:pStyle w:val="Heading3"/>
+        <w:spacing w:before="281" w:after="281"/>
+      </w:pPr>
+      <w:r>
+        <w:rPr>
+          <w:rFonts w:ascii="Aptos Display" w:eastAsia="Aptos Display" w:hAnsi="Aptos Display" w:cs="Aptos Display"/>
+          <w:b/>
+          <w:bCs/>
+        </w:rPr>
+        <w:lastRenderedPageBreak/>
+        <w:t>3</w:t>
+      </w:r>
+      <w:r>
+        <w:rPr>
+          <w:rFonts w:ascii="Aptos Display" w:eastAsia="Aptos Display" w:hAnsi="Aptos Display" w:cs="Aptos Display"/>
+          <w:b/>
+          <w:bCs/>
+        </w:rPr>
+        <w:t>. Results</w:t>
+      </w:r>
+    </w:p>
+    <w:tbl>
+      <w:tblPr>
+        <w:tblW w:w="0" w:type="auto"/>
+        <w:tblCellSpacing w:w="15" w:type="dxa"/>
+        <w:tblCellMar>
+          <w:top w:w="15" w:type="dxa"/>
+          <w:left w:w="15" w:type="dxa"/>
+          <w:bottom w:w="15" w:type="dxa"/>
+          <w:right w:w="15" w:type="dxa"/>
+        </w:tblCellMar>
+        <w:tblLook w:val="04A0" w:firstRow="1" w:lastRow="0" w:firstColumn="1" w:lastColumn="0" w:noHBand="0" w:noVBand="1"/>
+      </w:tblPr>
+      <w:tblGrid>
+        <w:gridCol w:w="2694"/>
+        <w:gridCol w:w="3685"/>
+        <w:gridCol w:w="1033"/>
+      </w:tblGrid>
+      <w:tr>
+        <w:trPr>
+          <w:tblHeader/>
+          <w:tblCellSpacing w:w="15" w:type="dxa"/>
+        </w:trPr>
+        <w:tc>
+          <w:tcPr>
+            <w:tcW w:w="2649" w:type="dxa"/>
+            <w:vAlign w:val="center"/>
+            <w:hideMark/>
+          </w:tcPr>
+          <w:p>
+            <w:pPr>
+              <w:rPr>
+                <w:b/>
+                <w:bCs/>
+                <w:lang w:val="en-IN"/>
+              </w:rPr>
+            </w:pPr>
+            <w:r>
+              <w:rPr>
+                <w:b/>
+                <w:bCs/>
+                <w:lang w:val="en-IN"/>
+              </w:rPr>
+              <w:t>Test</w:t>
+            </w:r>
+          </w:p>
+        </w:tc>
+        <w:tc>
+          <w:tcPr>
+            <w:tcW w:w="3655" w:type="dxa"/>
+            <w:vAlign w:val="center"/>
+            <w:hideMark/>
+          </w:tcPr>
+          <w:p>
+            <w:pPr>
+              <w:rPr>
+                <w:b/>
+                <w:bCs/>
+                <w:lang w:val="en-IN"/>
+              </w:rPr>
+            </w:pPr>
+            <w:r>
+              <w:rPr>
+                <w:b/>
+                <w:bCs/>
+                <w:lang w:val="en-IN"/>
+              </w:rPr>
+              <w:t>Outcome</w:t>
+            </w:r>
+          </w:p>
+        </w:tc>
+        <w:tc>
+          <w:tcPr>
+            <w:tcW w:w="988" w:type="dxa"/>
+            <w:vAlign w:val="center"/>
+            <w:hideMark/>
+          </w:tcPr>
+          <w:p>
+            <w:pPr>
+              <w:rPr>
+                <w:b/>
+                <w:bCs/>
+                <w:lang w:val="en-IN"/>
+              </w:rPr>
+            </w:pPr>
+            <w:r>
+              <w:rPr>
+                <w:b/>
+                <w:bCs/>
+                <w:lang w:val="en-IN"/>
+              </w:rPr>
+              <w:t>Pass/Fail</w:t>
+            </w:r>
+          </w:p>
+        </w:tc>
+      </w:tr>
+      <w:tr>
+        <w:trPr>
+          <w:tblCellSpacing w:w="15" w:type="dxa"/>
+        </w:trPr>
+        <w:tc>
+          <w:tcPr>
+            <w:tcW w:w="2649" w:type="dxa"/>
+            <w:vAlign w:val="center"/>
+            <w:hideMark/>
+          </w:tcPr>
+          <w:p>
+            <w:pPr>
+              <w:rPr>
+                <w:lang w:val="en-IN"/>
+              </w:rPr>
+            </w:pPr>
+            <w:r>
+              <w:rPr>
+                <w:lang w:val="en-IN"/>
+              </w:rPr>
+              <w:t>Servo Function Test</w:t>
+            </w:r>
+          </w:p>
+        </w:tc>
+        <w:tc>
+          <w:tcPr>
+            <w:tcW w:w="3655" w:type="dxa"/>
+            <w:vAlign w:val="center"/>
+            <w:hideMark/>
+          </w:tcPr>
+          <w:p>
+            <w:pPr>
+              <w:rPr>
+                <w:lang w:val="en-IN"/>
+              </w:rPr>
+            </w:pPr>
+            <w:r>
+              <w:rPr>
+                <w:lang w:val="en-IN"/>
+              </w:rPr>
+              <w:t>All servos responded correctly</w:t>
+            </w:r>
+          </w:p>
+        </w:tc>
+        <w:tc>
+          <w:tcPr>
+            <w:tcW w:w="988" w:type="dxa"/>
+            <w:vAlign w:val="center"/>
+            <w:hideMark/>
+          </w:tcPr>
+          <w:p>
+            <w:pPr>
+              <w:rPr>
+                <w:lang w:val="en-IN"/>
+              </w:rPr>
+            </w:pPr>
+            <w:r>
+              <w:rPr>
+                <w:lang w:val="en-IN"/>
+              </w:rPr>
+              <w:t>Pass</w:t>
+            </w:r>
+          </w:p>
+        </w:tc>
+      </w:tr>
+      <w:tr>
+        <w:trPr>
+          <w:tblCellSpacing w:w="15" w:type="dxa"/>
+        </w:trPr>
+        <w:tc>
+          <w:tcPr>
+            <w:tcW w:w="2649" w:type="dxa"/>
+            <w:vAlign w:val="center"/>
+            <w:hideMark/>
+          </w:tcPr>
+          <w:p>
+            <w:pPr>
+              <w:rPr>
+                <w:lang w:val="en-IN"/>
+              </w:rPr>
+            </w:pPr>
+            <w:r>
+              <w:rPr>
+                <w:lang w:val="en-IN"/>
+              </w:rPr>
+              <w:t>Walking Movement Test</w:t>
+            </w:r>
+          </w:p>
+        </w:tc>
+        <w:tc>
+          <w:tcPr>
+            <w:tcW w:w="3655" w:type="dxa"/>
+            <w:vAlign w:val="center"/>
+            <w:hideMark/>
+          </w:tcPr>
+          <w:p>
+            <w:pPr>
+              <w:rPr>
+                <w:lang w:val="en-IN"/>
+              </w:rPr>
+            </w:pPr>
+            <w:r>
+              <w:rPr>
+                <w:lang w:val="en-IN"/>
+              </w:rPr>
+              <w:t>Movement achieved but required tuning</w:t>
+            </w:r>
+          </w:p>
+        </w:tc>
+        <w:tc>
+          <w:tcPr>
+            <w:tcW w:w="988" w:type="dxa"/>
+            <w:vAlign w:val="center"/>
+            <w:hideMark/>
+          </w:tcPr>
+          <w:p>
+            <w:pPr>
+              <w:rPr>
+                <w:lang w:val="en-IN"/>
+              </w:rPr>
+            </w:pPr>
+            <w:r>
+              <w:rPr>
+                <w:lang w:val="en-IN"/>
+              </w:rPr>
+              <w:t>Pass</w:t>
+            </w:r>
+          </w:p>
+        </w:tc>
+      </w:tr>
+      <w:tr>
+        <w:trPr>
+          <w:tblCellSpacing w:w="15" w:type="dxa"/>
+        </w:trPr>
+        <w:tc>
+          <w:tcPr>
+            <w:tcW w:w="2649" w:type="dxa"/>
+            <w:vAlign w:val="center"/>
+            <w:hideMark/>
+          </w:tcPr>
+          <w:p>
+            <w:pPr>
+              <w:rPr>
+                <w:lang w:val="en-IN"/>
+              </w:rPr>
+            </w:pPr>
+            <w:r>
+              <w:rPr>
+                <w:lang w:val="en-IN"/>
+              </w:rPr>
+              <w:t>Response Time Test</w:t>
+            </w:r>
+          </w:p>
+        </w:tc>
+        <w:tc>
+          <w:tcPr>
+            <w:tcW w:w="3655" w:type="dxa"/>
+            <w:vAlign w:val="center"/>
+            <w:hideMark/>
+          </w:tcPr>
+          <w:p>
+            <w:pPr>
+              <w:rPr>
+                <w:lang w:val="en-IN"/>
+              </w:rPr>
+            </w:pPr>
+            <w:r>
+              <w:rPr>
+                <w:lang w:val="en-IN"/>
+              </w:rPr>
+              <w:t>Slight delay observed (~1 sec)</w:t>
+            </w:r>
+          </w:p>
+        </w:tc>
+        <w:tc>
+          <w:tcPr>
+            <w:tcW w:w="988" w:type="dxa"/>
+            <w:vAlign w:val="center"/>
+            <w:hideMark/>
+          </w:tcPr>
+          <w:p>
+            <w:pPr>
+              <w:rPr>
+                <w:lang w:val="en-IN"/>
+              </w:rPr>
+            </w:pPr>
+            <w:r>
+              <w:rPr>
+                <w:lang w:val="en-IN"/>
+              </w:rPr>
+              <w:t>Pass</w:t>
+            </w:r>
+          </w:p>
+        </w:tc>
+      </w:tr>
+      <w:tr>
+        <w:trPr>
+          <w:tblCellSpacing w:w="15" w:type="dxa"/>
+        </w:trPr>
+        <w:tc>
+          <w:tcPr>
+            <w:tcW w:w="2649" w:type="dxa"/>
+            <w:vAlign w:val="center"/>
+            <w:hideMark/>
+          </w:tcPr>
+          <w:p>
+            <w:pPr>
+              <w:rPr>
+                <w:lang w:val="en-IN"/>
+              </w:rPr>
+            </w:pPr>
+            <w:r>
+              <w:rPr>
+                <w:lang w:val="en-IN"/>
+              </w:rPr>
+              <w:t>Power Stability Test</w:t>
+            </w:r>
+          </w:p>
+        </w:tc>
+        <w:tc>
+          <w:tcPr>
+            <w:tcW w:w="3655" w:type="dxa"/>
+            <w:vAlign w:val="center"/>
+            <w:hideMark/>
+          </w:tcPr>
+          <w:p>
+            <w:pPr>
+              <w:rPr>
+                <w:lang w:val="en-IN"/>
+              </w:rPr>
+            </w:pPr>
+            <w:r>
+              <w:rPr>
+                <w:lang w:val="en-IN"/>
+              </w:rPr>
+              <w:t>Stable performance, no resets</w:t>
+            </w:r>
+          </w:p>
+        </w:tc>
+        <w:tc>
+          <w:tcPr>
+            <w:tcW w:w="988" w:type="dxa"/>
+            <w:vAlign w:val="center"/>
+            <w:hideMark/>
+          </w:tcPr>
+          <w:p>
+            <w:pPr>
+              <w:rPr>
+                <w:lang w:val="en-IN"/>
+              </w:rPr>
+            </w:pPr>
+            <w:r>
+              <w:rPr>
+                <w:lang w:val="en-IN"/>
+              </w:rPr>
+              <w:t>Pass</w:t>
+            </w:r>
+          </w:p>
+        </w:tc>
+      </w:tr>
+      <w:tr>
+        <w:trPr>
+          <w:tblCellSpacing w:w="15" w:type="dxa"/>
+        </w:trPr>
+        <w:tc>
+          <w:tcPr>
+            <w:tcW w:w="2649" w:type="dxa"/>
+            <w:vAlign w:val="center"/>
+          </w:tcPr>
+          <w:p>
+            <w:pPr>
+              <w:rPr>
+                <w:lang w:val="en-IN"/>
+              </w:rPr>
+            </w:pPr>
+          </w:p>
+        </w:tc>
+        <w:tc>
+          <w:tcPr>
+            <w:tcW w:w="3655" w:type="dxa"/>
+            <w:vAlign w:val="center"/>
+          </w:tcPr>
+          <w:p>
+            <w:pPr>
+              <w:rPr>
+                <w:lang w:val="en-IN"/>
+              </w:rPr>
+            </w:pPr>
+          </w:p>
+        </w:tc>
+        <w:tc>
+          <w:tcPr>
+            <w:tcW w:w="988" w:type="dxa"/>
+            <w:vAlign w:val="center"/>
+          </w:tcPr>
+          <w:p>
+            <w:pPr>
+              <w:rPr>
+                <w:lang w:val="en-IN"/>
+              </w:rPr>
+            </w:pPr>
+          </w:p>
+        </w:tc>
+      </w:tr>
+    </w:tbl>
+    <w:p/>
+    <w:p>
+      <w:pPr>
+        <w:pStyle w:val="Heading3"/>
+        <w:spacing w:before="281" w:after="281"/>
+      </w:pPr>
+      <w:r>
+        <w:rPr>
+          <w:rFonts w:ascii="Aptos Display" w:eastAsia="Aptos Display" w:hAnsi="Aptos Display" w:cs="Aptos Display"/>
+          <w:b/>
+          <w:bCs/>
+        </w:rPr>
+        <w:t>4</w:t>
+      </w:r>
+      <w:r>
+        <w:rPr>
+          <w:rFonts w:ascii="Aptos Display" w:eastAsia="Aptos Display" w:hAnsi="Aptos Display" w:cs="Aptos Display"/>
+          <w:b/>
+          <w:bCs/>
+        </w:rPr>
+        <w:t>. Observations</w:t>
+      </w:r>
+    </w:p>
+    <w:p>
+      <w:pPr>
+        <w:rPr>
+          <w:rFonts w:ascii="Aptos Display" w:eastAsia="Aptos Display" w:hAnsi="Aptos Display" w:cs="Aptos Display"/>
+          <w:i/>
+          <w:iCs/>
+          <w:color w:val="7F7F7F" w:themeColor="text1" w:themeTint="80"/>
+          <w:lang w:val="en-IN"/>
+        </w:rPr>
+      </w:pPr>
+      <w:r>
+        <w:rPr>
+          <w:rFonts w:ascii="Aptos Display" w:eastAsia="Aptos Display" w:hAnsi="Aptos Display" w:cs="Aptos Display"/>
+          <w:i/>
+          <w:iCs/>
+          <w:color w:val="7F7F7F" w:themeColor="text1" w:themeTint="80"/>
+          <w:lang w:val="en-IN"/>
+        </w:rPr>
+        <w:t xml:space="preserve">Movement was initially unstable and required adjustment </w:t>
+      </w:r>
+    </w:p>
+    <w:p>
+      <w:r>
+        <w:rPr>
+          <w:rFonts w:ascii="Aptos Display" w:eastAsia="Aptos Display" w:hAnsi="Aptos Display" w:cs="Aptos Display"/>
+          <w:i/>
+          <w:iCs/>
+          <w:color w:val="7F7F7F" w:themeColor="text1" w:themeTint="80"/>
+          <w:lang w:val="en-IN"/>
+        </w:rPr>
+        <w:t>Servo alignment affected walking performance</w:t>
+      </w:r>
+    </w:p>
+    <w:p>
+      <w:pPr>
+        <w:pStyle w:val="Heading3"/>
+        <w:spacing w:before="281" w:after="281"/>
+      </w:pPr>
+      <w:r>
+        <w:rPr>
+          <w:rFonts w:ascii="Aptos Display" w:eastAsia="Aptos Display" w:hAnsi="Aptos Display" w:cs="Aptos Display"/>
+          <w:b/>
+          <w:bCs/>
+        </w:rPr>
+        <w:t>6. Improvements Suggested</w:t>
+      </w:r>
+    </w:p>
+    <w:p>
       <w:pPr>
         <w:pStyle w:val="ListParagraph"/>
         <w:numPr>
           <w:ilvl w:val="0"/>
-          <w:numId w:val="2"/>
+          <w:numId w:val="1"/>
         </w:numPr>
-        <w:bidi w:val="0"/>
-        <w:spacing w:before="0" w:beforeAutospacing="off" w:after="0" w:afterAutospacing="off"/>
-        <w:rPr>
-          <w:rFonts w:ascii="Aptos Display" w:hAnsi="Aptos Display" w:eastAsia="Aptos Display" w:cs="Aptos Display"/>
-          <w:i w:val="1"/>
-          <w:iCs w:val="1"/>
-          <w:noProof w:val="0"/>
-          <w:color w:val="7F7F7F" w:themeColor="text1" w:themeTint="80" w:themeShade="FF"/>
-          <w:sz w:val="24"/>
-          <w:szCs w:val="24"/>
-          <w:lang w:val="en-US"/>
-        </w:rPr>
-      </w:pPr>
-      <w:r>
-        <w:rPr>
-          <w:rFonts w:ascii="Aptos Display" w:hAnsi="Aptos Display" w:eastAsia="Aptos Display" w:cs="Aptos Display"/>
-          <w:i w:val="1"/>
-          <w:iCs w:val="1"/>
-          <w:noProof w:val="0"/>
-          <w:color w:val="7F7F7F" w:themeColor="text1" w:themeTint="80" w:themeShade="FF"/>
-          <w:sz w:val="24"/>
-          <w:szCs w:val="24"/>
-          <w:lang w:val="en-US"/>
-        </w:rPr>
-        <w:t xml:space="preserve">Who were the users? </w:t>
+        <w:rPr>
+          <w:rFonts w:ascii="Aptos Display" w:eastAsia="Aptos Display" w:hAnsi="Aptos Display" w:cs="Aptos Display"/>
+          <w:i/>
+          <w:iCs/>
+          <w:color w:val="7F7F7F" w:themeColor="text1" w:themeTint="80"/>
+          <w:lang w:val="en-IN"/>
+        </w:rPr>
+      </w:pPr>
+      <w:r>
+        <w:rPr>
+          <w:rFonts w:ascii="Aptos Display" w:eastAsia="Aptos Display" w:hAnsi="Aptos Display" w:cs="Aptos Display"/>
+          <w:i/>
+          <w:iCs/>
+          <w:color w:val="7F7F7F" w:themeColor="text1" w:themeTint="80"/>
+          <w:lang w:val="en-IN"/>
+        </w:rPr>
+        <w:t xml:space="preserve"> Improve walking gait for smoother motion </w:t>
       </w:r>
     </w:p>
-    <w:p xmlns:wp14="http://schemas.microsoft.com/office/word/2010/wordml" wp14:paraId="5921EC42" wp14:textId="2E0AFF64">
+    <w:p>
       <w:pPr>
         <w:pStyle w:val="ListParagraph"/>
         <w:numPr>
           <w:ilvl w:val="0"/>
-          <w:numId w:val="2"/>
+          <w:numId w:val="1"/>
         </w:numPr>
-        <w:bidi w:val="0"/>
-        <w:spacing w:before="0" w:beforeAutospacing="off" w:after="0" w:afterAutospacing="off"/>
-        <w:rPr>
-          <w:rFonts w:ascii="Aptos Display" w:hAnsi="Aptos Display" w:eastAsia="Aptos Display" w:cs="Aptos Display"/>
-          <w:i w:val="1"/>
-          <w:iCs w:val="1"/>
-          <w:noProof w:val="0"/>
-          <w:color w:val="7F7F7F" w:themeColor="text1" w:themeTint="80" w:themeShade="FF"/>
-          <w:sz w:val="24"/>
-          <w:szCs w:val="24"/>
-          <w:lang w:val="en-US"/>
-        </w:rPr>
-      </w:pPr>
-      <w:r>
-        <w:rPr>
-          <w:rFonts w:ascii="Aptos Display" w:hAnsi="Aptos Display" w:eastAsia="Aptos Display" w:cs="Aptos Display"/>
-          <w:i w:val="1"/>
-          <w:iCs w:val="1"/>
-          <w:noProof w:val="0"/>
-          <w:color w:val="7F7F7F" w:themeColor="text1" w:themeTint="80" w:themeShade="FF"/>
-          <w:sz w:val="24"/>
-          <w:szCs w:val="24"/>
-          <w:lang w:val="en-US"/>
-        </w:rPr>
-        <w:t xml:space="preserve">What tasks were given? </w:t>
-      </w:r>
-    </w:p>
-    <w:p xmlns:wp14="http://schemas.microsoft.com/office/word/2010/wordml" wp14:paraId="7C87555B" wp14:textId="6C6815B3"/>
-    <w:p xmlns:wp14="http://schemas.microsoft.com/office/word/2010/wordml" wp14:paraId="79BD42C1" wp14:textId="51AFE4E7">
-      <w:pPr>
-        <w:pStyle w:val="Heading3"/>
-        <w:bidi w:val="0"/>
-        <w:spacing w:before="281" w:beforeAutospacing="off" w:after="281" w:afterAutospacing="off"/>
-      </w:pPr>
-      <w:r>
-        <w:rPr>
-          <w:rFonts w:ascii="Aptos Display" w:hAnsi="Aptos Display" w:eastAsia="Aptos Display" w:cs="Aptos Display"/>
-          <w:b w:val="1"/>
-          <w:bCs w:val="1"/>
-          <w:noProof w:val="0"/>
-          <w:sz w:val="28"/>
-          <w:szCs w:val="28"/>
-          <w:lang w:val="en-US"/>
-        </w:rPr>
-        <w:t>3</w:t>
-      </w:r>
-      <w:r>
-        <w:rPr>
-          <w:rFonts w:ascii="Aptos Display" w:hAnsi="Aptos Display" w:eastAsia="Aptos Display" w:cs="Aptos Display"/>
-          <w:b w:val="1"/>
-          <w:bCs w:val="1"/>
-          <w:noProof w:val="0"/>
-          <w:sz w:val="28"/>
-          <w:szCs w:val="28"/>
-          <w:lang w:val="en-US"/>
-        </w:rPr>
-        <w:t>. Results</w:t>
-      </w:r>
-    </w:p>
-    <w:tbl>
-      <w:tblPr>
-        <w:tblStyle w:val="TableNormal"/>
-        <w:bidiVisual w:val="0"/>
-        <w:tblW w:w="0" w:type="auto"/>
-        <w:tblBorders>
-          <w:top w:val="single" w:color="000000" w:themeColor="text1" w:sz="12"/>
-          <w:left w:val="single" w:color="000000" w:themeColor="text1" w:sz="12"/>
-          <w:bottom w:val="single" w:color="000000" w:themeColor="text1" w:sz="12"/>
-          <w:right w:val="single" w:color="000000" w:themeColor="text1" w:sz="12"/>
-          <w:insideH w:val="single" w:color="000000" w:themeColor="text1" w:sz="12"/>
-          <w:insideV w:val="single" w:color="000000" w:themeColor="text1" w:sz="12"/>
-        </w:tblBorders>
-        <w:tblLook w:val="06A0" w:firstRow="1" w:lastRow="0" w:firstColumn="1" w:lastColumn="0" w:noHBand="1" w:noVBand="1"/>
-      </w:tblPr>
-      <w:tblGrid>
-        <w:gridCol w:w="2490"/>
-        <w:gridCol w:w="3403"/>
-        <w:gridCol w:w="3586"/>
-      </w:tblGrid>
-      <w:tr>
-        <w:trPr>
-          <w:trHeight w:val="300"/>
-        </w:trPr>
-        <w:tc>
-          <w:tcPr>
-            <w:tcW w:w="2490" w:type="dxa"/>
-            <w:tcMar/>
-            <w:vAlign w:val="center"/>
-          </w:tcPr>
-          <w:p>
-            <w:pPr>
-              <w:bidi w:val="0"/>
-              <w:spacing w:before="0" w:beforeAutospacing="off" w:after="0" w:afterAutospacing="off"/>
-              <w:jc w:val="center"/>
-            </w:pPr>
-            <w:r>
-              <w:rPr>
-                <w:b w:val="1"/>
-                <w:bCs w:val="1"/>
-              </w:rPr>
-              <w:t>Test</w:t>
-            </w:r>
-          </w:p>
-        </w:tc>
-        <w:tc>
-          <w:tcPr>
-            <w:tcW w:w="3403" w:type="dxa"/>
-            <w:tcMar/>
-            <w:vAlign w:val="center"/>
-          </w:tcPr>
-          <w:p>
-            <w:pPr>
-              <w:bidi w:val="0"/>
-              <w:spacing w:before="0" w:beforeAutospacing="off" w:after="0" w:afterAutospacing="off"/>
-              <w:jc w:val="center"/>
-            </w:pPr>
-            <w:r>
-              <w:rPr>
-                <w:b w:val="1"/>
-                <w:bCs w:val="1"/>
-              </w:rPr>
-              <w:t>Outcome</w:t>
-            </w:r>
-          </w:p>
-        </w:tc>
-        <w:tc>
-          <w:tcPr>
-            <w:tcW w:w="3586" w:type="dxa"/>
-            <w:tcMar/>
-            <w:vAlign w:val="center"/>
-          </w:tcPr>
-          <w:p>
-            <w:pPr>
-              <w:bidi w:val="0"/>
-              <w:spacing w:before="0" w:beforeAutospacing="off" w:after="0" w:afterAutospacing="off"/>
-              <w:jc w:val="center"/>
-            </w:pPr>
-            <w:r>
-              <w:rPr>
-                <w:b w:val="1"/>
-                <w:bCs w:val="1"/>
-              </w:rPr>
-              <w:t>Pass/Fail</w:t>
-            </w:r>
-          </w:p>
-        </w:tc>
-      </w:tr>
-      <w:tr>
-        <w:trPr>
-          <w:trHeight w:val="300"/>
-        </w:trPr>
-        <w:tc>
-          <w:tcPr>
-            <w:tcW w:w="2490" w:type="dxa"/>
-            <w:tcMar/>
-            <w:vAlign w:val="center"/>
-          </w:tcPr>
-          <w:p>
-            <w:pPr>
-              <w:pStyle w:val="Normal"/>
-              <w:bidi w:val="0"/>
-              <w:jc w:val="center"/>
-              <w:rPr>
-                <w:b w:val="1"/>
-                <w:bCs w:val="1"/>
-              </w:rPr>
-            </w:pPr>
-          </w:p>
-        </w:tc>
-        <w:tc>
-          <w:tcPr>
-            <w:tcW w:w="3403" w:type="dxa"/>
-            <w:tcMar/>
-            <w:vAlign w:val="center"/>
-          </w:tcPr>
-          <w:p>
-            <w:pPr>
-              <w:pStyle w:val="Normal"/>
-              <w:bidi w:val="0"/>
-              <w:jc w:val="center"/>
-              <w:rPr>
-                <w:b w:val="1"/>
-                <w:bCs w:val="1"/>
-              </w:rPr>
-            </w:pPr>
-          </w:p>
-        </w:tc>
-        <w:tc>
-          <w:tcPr>
-            <w:tcW w:w="3586" w:type="dxa"/>
-            <w:tcMar/>
-            <w:vAlign w:val="center"/>
-          </w:tcPr>
-          <w:p>
-            <w:pPr>
-              <w:pStyle w:val="Normal"/>
-              <w:bidi w:val="0"/>
-              <w:jc w:val="center"/>
-              <w:rPr>
-                <w:b w:val="1"/>
-                <w:bCs w:val="1"/>
-              </w:rPr>
-            </w:pPr>
-          </w:p>
-        </w:tc>
-      </w:tr>
-    </w:tbl>
-    <w:p xmlns:wp14="http://schemas.microsoft.com/office/word/2010/wordml" wp14:paraId="7A7C6AC5" wp14:textId="0B23F60B"/>
-    <w:p xmlns:wp14="http://schemas.microsoft.com/office/word/2010/wordml" wp14:paraId="1BBBBA28" wp14:textId="40930037">
-      <w:pPr>
-        <w:pStyle w:val="Heading3"/>
-        <w:bidi w:val="0"/>
-        <w:spacing w:before="281" w:beforeAutospacing="off" w:after="281" w:afterAutospacing="off"/>
-      </w:pPr>
-      <w:r>
-        <w:rPr>
-          <w:rFonts w:ascii="Aptos Display" w:hAnsi="Aptos Display" w:eastAsia="Aptos Display" w:cs="Aptos Display"/>
-          <w:b w:val="1"/>
-          <w:bCs w:val="1"/>
-          <w:noProof w:val="0"/>
-          <w:sz w:val="28"/>
-          <w:szCs w:val="28"/>
-          <w:lang w:val="en-US"/>
-        </w:rPr>
-        <w:t>4</w:t>
-      </w:r>
-      <w:r>
-        <w:rPr>
-          <w:rFonts w:ascii="Aptos Display" w:hAnsi="Aptos Display" w:eastAsia="Aptos Display" w:cs="Aptos Display"/>
-          <w:b w:val="1"/>
-          <w:bCs w:val="1"/>
-          <w:noProof w:val="0"/>
-          <w:sz w:val="28"/>
-          <w:szCs w:val="28"/>
-          <w:lang w:val="en-US"/>
-        </w:rPr>
-        <w:t>. Observations</w:t>
-      </w:r>
-    </w:p>
-    <w:p xmlns:wp14="http://schemas.microsoft.com/office/word/2010/wordml" wp14:paraId="177381BF" wp14:textId="04920F2A">
-      <w:pPr>
-        <w:pStyle w:val="ListParagraph"/>
-        <w:numPr>
-          <w:ilvl w:val="0"/>
-          <w:numId w:val="3"/>
-        </w:numPr>
-        <w:bidi w:val="0"/>
-        <w:spacing w:before="0" w:beforeAutospacing="off" w:after="0" w:afterAutospacing="off"/>
-        <w:rPr>
-          <w:rFonts w:ascii="Aptos Display" w:hAnsi="Aptos Display" w:eastAsia="Aptos Display" w:cs="Aptos Display"/>
-          <w:i w:val="1"/>
-          <w:iCs w:val="1"/>
-          <w:noProof w:val="0"/>
-          <w:color w:val="7F7F7F" w:themeColor="text1" w:themeTint="80" w:themeShade="FF"/>
-          <w:sz w:val="24"/>
-          <w:szCs w:val="24"/>
-          <w:lang w:val="en-US"/>
-        </w:rPr>
-      </w:pPr>
-      <w:r>
-        <w:rPr>
-          <w:rFonts w:ascii="Aptos Display" w:hAnsi="Aptos Display" w:eastAsia="Aptos Display" w:cs="Aptos Display"/>
-          <w:i w:val="1"/>
-          <w:iCs w:val="1"/>
-          <w:noProof w:val="0"/>
-          <w:color w:val="7F7F7F" w:themeColor="text1" w:themeTint="80" w:themeShade="FF"/>
-          <w:sz w:val="24"/>
-          <w:szCs w:val="24"/>
-          <w:lang w:val="en-US"/>
-        </w:rPr>
-        <w:t xml:space="preserve">User behavior </w:t>
-      </w:r>
-    </w:p>
-    <w:p xmlns:wp14="http://schemas.microsoft.com/office/word/2010/wordml" wp14:paraId="2C1AEC8F" wp14:textId="619BEF77">
-      <w:pPr>
-        <w:pStyle w:val="ListParagraph"/>
-        <w:numPr>
-          <w:ilvl w:val="0"/>
-          <w:numId w:val="3"/>
-        </w:numPr>
-        <w:bidi w:val="0"/>
-        <w:spacing w:before="0" w:beforeAutospacing="off" w:after="0" w:afterAutospacing="off"/>
-        <w:rPr>
-          <w:rFonts w:ascii="Aptos Display" w:hAnsi="Aptos Display" w:eastAsia="Aptos Display" w:cs="Aptos Display"/>
-          <w:i w:val="1"/>
-          <w:iCs w:val="1"/>
-          <w:noProof w:val="0"/>
-          <w:color w:val="7F7F7F" w:themeColor="text1" w:themeTint="80" w:themeShade="FF"/>
-          <w:sz w:val="24"/>
-          <w:szCs w:val="24"/>
-          <w:lang w:val="en-US"/>
-        </w:rPr>
-      </w:pPr>
-      <w:r>
-        <w:rPr>
-          <w:rFonts w:ascii="Aptos Display" w:hAnsi="Aptos Display" w:eastAsia="Aptos Display" w:cs="Aptos Display"/>
-          <w:i w:val="1"/>
-          <w:iCs w:val="1"/>
-          <w:noProof w:val="0"/>
-          <w:color w:val="7F7F7F" w:themeColor="text1" w:themeTint="80" w:themeShade="FF"/>
-          <w:sz w:val="24"/>
-          <w:szCs w:val="24"/>
-          <w:lang w:val="en-US"/>
-        </w:rPr>
-        <w:t xml:space="preserve">Pain points </w:t>
-      </w:r>
-    </w:p>
-    <w:p xmlns:wp14="http://schemas.microsoft.com/office/word/2010/wordml" wp14:paraId="2FF0EB98" wp14:textId="402F4E5C"/>
-    <w:p xmlns:wp14="http://schemas.microsoft.com/office/word/2010/wordml" wp14:paraId="31AF63DB" wp14:textId="21907519">
-      <w:pPr>
-        <w:pStyle w:val="Heading3"/>
-        <w:bidi w:val="0"/>
-        <w:spacing w:before="281" w:beforeAutospacing="off" w:after="281" w:afterAutospacing="off"/>
-      </w:pPr>
-      <w:r>
-        <w:rPr>
-          <w:rFonts w:ascii="Aptos Display" w:hAnsi="Aptos Display" w:eastAsia="Aptos Display" w:cs="Aptos Display"/>
-          <w:b w:val="1"/>
-          <w:bCs w:val="1"/>
-          <w:noProof w:val="0"/>
-          <w:sz w:val="28"/>
-          <w:szCs w:val="28"/>
-          <w:lang w:val="en-US"/>
-        </w:rPr>
-        <w:t>6. Improvements Suggested</w:t>
-      </w:r>
-    </w:p>
-    <w:p xmlns:wp14="http://schemas.microsoft.com/office/word/2010/wordml" wp14:paraId="2C078E63" wp14:textId="7A5AF5CE">
-      <w:pPr>
-        <w:pStyle w:val="ListParagraph"/>
-        <w:numPr>
-          <w:ilvl w:val="0"/>
-          <w:numId w:val="4"/>
-        </w:numPr>
-        <w:bidi w:val="0"/>
-        <w:spacing w:before="0" w:beforeAutospacing="off" w:after="0" w:afterAutospacing="off"/>
-        <w:rPr>
-          <w:rFonts w:ascii="Aptos Display" w:hAnsi="Aptos Display" w:eastAsia="Aptos Display" w:cs="Aptos Display"/>
-          <w:i w:val="1"/>
-          <w:iCs w:val="1"/>
-          <w:noProof w:val="0"/>
-          <w:color w:val="7F7F7F" w:themeColor="text1" w:themeTint="80" w:themeShade="FF"/>
-          <w:sz w:val="24"/>
-          <w:szCs w:val="24"/>
-          <w:lang w:val="en-US"/>
-        </w:rPr>
-      </w:pPr>
-      <w:r>
-        <w:rPr>
-          <w:rFonts w:ascii="Aptos Display" w:hAnsi="Aptos Display" w:eastAsia="Aptos Display" w:cs="Aptos Display"/>
-          <w:i w:val="1"/>
-          <w:iCs w:val="1"/>
-          <w:noProof w:val="0"/>
-          <w:color w:val="7F7F7F" w:themeColor="text1" w:themeTint="80" w:themeShade="FF"/>
-          <w:sz w:val="24"/>
-          <w:szCs w:val="24"/>
-          <w:lang w:val="en-US"/>
-        </w:rPr>
-        <w:t>Based on testing</w:t>
+        <w:spacing w:after="0"/>
+        <w:rPr>
+          <w:rFonts w:ascii="Aptos Display" w:eastAsia="Aptos Display" w:hAnsi="Aptos Display" w:cs="Aptos Display"/>
+          <w:i/>
+          <w:iCs/>
+          <w:color w:val="7F7F7F" w:themeColor="text1" w:themeTint="80"/>
+        </w:rPr>
+      </w:pPr>
+      <w:r>
+        <w:rPr>
+          <w:rFonts w:ascii="Aptos Display" w:eastAsia="Aptos Display" w:hAnsi="Aptos Display" w:cs="Aptos Display"/>
+          <w:i/>
+          <w:iCs/>
+          <w:color w:val="7F7F7F" w:themeColor="text1" w:themeTint="80"/>
+          <w:lang w:val="en-IN"/>
+        </w:rPr>
+        <w:t xml:space="preserve"> Calibrate servo angles for better balance</w:t>
       </w:r>
     </w:p>
     <w:sectPr>
-      <w:pgSz w:w="12240" w:h="15840" w:orient="portrait"/>
+      <w:pgSz w:w="12240" w:h="15840"/>
       <w:pgMar w:top="1440" w:right="1440" w:bottom="1440" w:left="1440" w:header="720" w:footer="720" w:gutter="0"/>
       <w:cols w:space="720"/>
       <w:docGrid w:linePitch="360"/>
@@ -699,11 +1243,12 @@
 </file>
 
 <file path=word/numbering.xml><?xml version="1.0" encoding="utf-8"?>
-<w:numbering xmlns:w="http://schemas.openxmlformats.org/wordprocessingml/2006/main">
-  <w:abstractNum xmlns:w="http://schemas.openxmlformats.org/wordprocessingml/2006/main" w:abstractNumId="4">
-    <w:nsid w:val="59f4dc3c"/>
-    <w:multiLevelType xmlns:w="http://schemas.openxmlformats.org/wordprocessingml/2006/main" w:val="hybridMultilevel"/>
-    <w:lvl xmlns:w="http://schemas.openxmlformats.org/wordprocessingml/2006/main" w:ilvl="0">
+<w:numbering xmlns:wpc="http://schemas.microsoft.com/office/word/2010/wordprocessingCanvas" xmlns:cx="http://schemas.microsoft.com/office/drawing/2014/chartex" xmlns:cx1="http://schemas.microsoft.com/office/drawing/2015/9/8/chartex" xmlns:cx2="http://schemas.microsoft.com/office/drawing/2015/10/21/chartex" xmlns:cx3="http://schemas.microsoft.com/office/drawing/2016/5/9/chartex" xmlns:cx4="http://schemas.microsoft.com/office/drawing/2016/5/10/chartex" xmlns:cx5="http://schemas.microsoft.com/office/drawing/2016/5/11/chartex" xmlns:cx6="http://schemas.microsoft.com/office/drawing/2016/5/12/chartex" xmlns:cx7="http://schemas.microsoft.com/office/drawing/2016/5/13/chartex" xmlns:cx8="http://schemas.microsoft.com/office/drawing/2016/5/14/chartex" xmlns:mc="http://schemas.openxmlformats.org/markup-compatibility/2006" xmlns:aink="http://schemas.microsoft.com/office/drawing/2016/ink" xmlns:am3d="http://schemas.microsoft.com/office/drawing/2017/model3d" xmlns:o="urn:schemas-microsoft-com:office:office" xmlns:oel="http://schemas.microsoft.com/office/2019/extlst" xmlns:r="http://schemas.openxmlformats.org/officeDocument/2006/relationships" xmlns:m="http://schemas.openxmlformats.org/officeDocument/2006/math" xmlns:v="urn:schemas-microsoft-com:vml" xmlns:wp14="http://schemas.microsoft.com/office/word/2010/wordprocessingDrawing" xmlns:wp="http://schemas.openxmlformats.org/drawingml/2006/wordprocessingDrawing" xmlns:w10="urn:schemas-microsoft-com:office:word" xmlns:w="http://schemas.openxmlformats.org/wordprocessingml/2006/main" xmlns:w14="http://schemas.microsoft.com/office/word/2010/wordml" xmlns:w15="http://schemas.microsoft.com/office/word/2012/wordml" xmlns:w16cex="http://schemas.microsoft.com/office/word/2018/wordml/cex" xmlns:w16cid="http://schemas.microsoft.com/office/word/2016/wordml/cid" xmlns:w16="http://schemas.microsoft.com/office/word/2018/wordml" xmlns:w16du="http://schemas.microsoft.com/office/word/2023/wordml/word16du" xmlns:w16sdtdh="http://schemas.microsoft.com/office/word/2020/wordml/sdtdatahash" xmlns:w16sdtfl="http://schemas.microsoft.com/office/word/2024/wordml/sdtformatlock" xmlns:w16se="http://schemas.microsoft.com/office/word/2015/wordml/symex" xmlns:wpg="http://schemas.microsoft.com/office/word/2010/wordprocessingGroup" xmlns:wpi="http://schemas.microsoft.com/office/word/2010/wordprocessingInk" xmlns:wne="http://schemas.microsoft.com/office/word/2006/wordml" xmlns:wps="http://schemas.microsoft.com/office/word/2010/wordprocessingShape" mc:Ignorable="w14 w15 w16se w16cid w16 w16cex w16sdtdh w16sdtfl w16du wp14">
+  <w:abstractNum w:abstractNumId="0" w15:restartNumberingAfterBreak="0">
+    <w:nsid w:val="09132B79"/>
+    <w:multiLevelType w:val="hybridMultilevel"/>
+    <w:tmpl w:val="75F0DA32"/>
+    <w:lvl w:ilvl="0" w:tplc="4184EEC6">
       <w:start w:val="1"/>
       <w:numFmt w:val="bullet"/>
       <w:lvlText w:val=""/>
@@ -712,10 +1257,10 @@
         <w:ind w:left="720" w:hanging="360"/>
       </w:pPr>
       <w:rPr>
-        <w:rFonts w:hint="default" w:ascii="Symbol" w:hAnsi="Symbol"/>
-      </w:rPr>
-    </w:lvl>
-    <w:lvl xmlns:w="http://schemas.openxmlformats.org/wordprocessingml/2006/main" w:ilvl="1">
+        <w:rFonts w:ascii="Symbol" w:hAnsi="Symbol" w:hint="default"/>
+      </w:rPr>
+    </w:lvl>
+    <w:lvl w:ilvl="1" w:tplc="E64A6C80">
       <w:start w:val="1"/>
       <w:numFmt w:val="bullet"/>
       <w:lvlText w:val="o"/>
@@ -724,10 +1269,10 @@
         <w:ind w:left="1440" w:hanging="360"/>
       </w:pPr>
       <w:rPr>
-        <w:rFonts w:hint="default" w:ascii="Courier New" w:hAnsi="Courier New"/>
-      </w:rPr>
-    </w:lvl>
-    <w:lvl xmlns:w="http://schemas.openxmlformats.org/wordprocessingml/2006/main" w:ilvl="2">
+        <w:rFonts w:ascii="Courier New" w:hAnsi="Courier New" w:hint="default"/>
+      </w:rPr>
+    </w:lvl>
+    <w:lvl w:ilvl="2" w:tplc="CBFE6522">
       <w:start w:val="1"/>
       <w:numFmt w:val="bullet"/>
       <w:lvlText w:val=""/>
@@ -736,10 +1281,10 @@
         <w:ind w:left="2160" w:hanging="360"/>
       </w:pPr>
       <w:rPr>
-        <w:rFonts w:hint="default" w:ascii="Wingdings" w:hAnsi="Wingdings"/>
-      </w:rPr>
-    </w:lvl>
-    <w:lvl xmlns:w="http://schemas.openxmlformats.org/wordprocessingml/2006/main" w:ilvl="3">
+        <w:rFonts w:ascii="Wingdings" w:hAnsi="Wingdings" w:hint="default"/>
+      </w:rPr>
+    </w:lvl>
+    <w:lvl w:ilvl="3" w:tplc="3B581780">
       <w:start w:val="1"/>
       <w:numFmt w:val="bullet"/>
       <w:lvlText w:val=""/>
@@ -748,10 +1293,10 @@
         <w:ind w:left="2880" w:hanging="360"/>
       </w:pPr>
       <w:rPr>
-        <w:rFonts w:hint="default" w:ascii="Symbol" w:hAnsi="Symbol"/>
-      </w:rPr>
-    </w:lvl>
-    <w:lvl xmlns:w="http://schemas.openxmlformats.org/wordprocessingml/2006/main" w:ilvl="4">
+        <w:rFonts w:ascii="Symbol" w:hAnsi="Symbol" w:hint="default"/>
+      </w:rPr>
+    </w:lvl>
+    <w:lvl w:ilvl="4" w:tplc="03C05180">
       <w:start w:val="1"/>
       <w:numFmt w:val="bullet"/>
       <w:lvlText w:val="o"/>
@@ -760,10 +1305,10 @@
         <w:ind w:left="3600" w:hanging="360"/>
       </w:pPr>
       <w:rPr>
-        <w:rFonts w:hint="default" w:ascii="Courier New" w:hAnsi="Courier New"/>
-      </w:rPr>
-    </w:lvl>
-    <w:lvl xmlns:w="http://schemas.openxmlformats.org/wordprocessingml/2006/main" w:ilvl="5">
+        <w:rFonts w:ascii="Courier New" w:hAnsi="Courier New" w:hint="default"/>
+      </w:rPr>
+    </w:lvl>
+    <w:lvl w:ilvl="5" w:tplc="EC2ACDE0">
       <w:start w:val="1"/>
       <w:numFmt w:val="bullet"/>
       <w:lvlText w:val=""/>
@@ -772,10 +1317,10 @@
         <w:ind w:left="4320" w:hanging="360"/>
       </w:pPr>
       <w:rPr>
-        <w:rFonts w:hint="default" w:ascii="Wingdings" w:hAnsi="Wingdings"/>
-      </w:rPr>
-    </w:lvl>
-    <w:lvl xmlns:w="http://schemas.openxmlformats.org/wordprocessingml/2006/main" w:ilvl="6">
+        <w:rFonts w:ascii="Wingdings" w:hAnsi="Wingdings" w:hint="default"/>
+      </w:rPr>
+    </w:lvl>
+    <w:lvl w:ilvl="6" w:tplc="7F345CD0">
       <w:start w:val="1"/>
       <w:numFmt w:val="bullet"/>
       <w:lvlText w:val=""/>
@@ -784,10 +1329,10 @@
         <w:ind w:left="5040" w:hanging="360"/>
       </w:pPr>
       <w:rPr>
-        <w:rFonts w:hint="default" w:ascii="Symbol" w:hAnsi="Symbol"/>
-      </w:rPr>
-    </w:lvl>
-    <w:lvl xmlns:w="http://schemas.openxmlformats.org/wordprocessingml/2006/main" w:ilvl="7">
+        <w:rFonts w:ascii="Symbol" w:hAnsi="Symbol" w:hint="default"/>
+      </w:rPr>
+    </w:lvl>
+    <w:lvl w:ilvl="7" w:tplc="0C706732">
       <w:start w:val="1"/>
       <w:numFmt w:val="bullet"/>
       <w:lvlText w:val="o"/>
@@ -796,10 +1341,10 @@
         <w:ind w:left="5760" w:hanging="360"/>
       </w:pPr>
       <w:rPr>
-        <w:rFonts w:hint="default" w:ascii="Courier New" w:hAnsi="Courier New"/>
-      </w:rPr>
-    </w:lvl>
-    <w:lvl xmlns:w="http://schemas.openxmlformats.org/wordprocessingml/2006/main" w:ilvl="8">
+        <w:rFonts w:ascii="Courier New" w:hAnsi="Courier New" w:hint="default"/>
+      </w:rPr>
+    </w:lvl>
+    <w:lvl w:ilvl="8" w:tplc="7C32E7E8">
       <w:start w:val="1"/>
       <w:numFmt w:val="bullet"/>
       <w:lvlText w:val=""/>
@@ -808,14 +1353,15 @@
         <w:ind w:left="6480" w:hanging="360"/>
       </w:pPr>
       <w:rPr>
-        <w:rFonts w:hint="default" w:ascii="Wingdings" w:hAnsi="Wingdings"/>
+        <w:rFonts w:ascii="Wingdings" w:hAnsi="Wingdings" w:hint="default"/>
       </w:rPr>
     </w:lvl>
   </w:abstractNum>
-  <w:abstractNum xmlns:w="http://schemas.openxmlformats.org/wordprocessingml/2006/main" w:abstractNumId="3">
-    <w:nsid w:val="1024c2ed"/>
-    <w:multiLevelType xmlns:w="http://schemas.openxmlformats.org/wordprocessingml/2006/main" w:val="hybridMultilevel"/>
-    <w:lvl xmlns:w="http://schemas.openxmlformats.org/wordprocessingml/2006/main" w:ilvl="0">
+  <w:abstractNum w:abstractNumId="1" w15:restartNumberingAfterBreak="0">
+    <w:nsid w:val="1024C2ED"/>
+    <w:multiLevelType w:val="hybridMultilevel"/>
+    <w:tmpl w:val="EBA0E738"/>
+    <w:lvl w:ilvl="0" w:tplc="03FC4114">
       <w:start w:val="1"/>
       <w:numFmt w:val="bullet"/>
       <w:lvlText w:val=""/>
@@ -824,10 +1370,10 @@
         <w:ind w:left="720" w:hanging="360"/>
       </w:pPr>
       <w:rPr>
-        <w:rFonts w:hint="default" w:ascii="Symbol" w:hAnsi="Symbol"/>
-      </w:rPr>
-    </w:lvl>
-    <w:lvl xmlns:w="http://schemas.openxmlformats.org/wordprocessingml/2006/main" w:ilvl="1">
+        <w:rFonts w:ascii="Symbol" w:hAnsi="Symbol" w:hint="default"/>
+      </w:rPr>
+    </w:lvl>
+    <w:lvl w:ilvl="1" w:tplc="11DA33DE">
       <w:start w:val="1"/>
       <w:numFmt w:val="bullet"/>
       <w:lvlText w:val="o"/>
@@ -836,10 +1382,10 @@
         <w:ind w:left="1440" w:hanging="360"/>
       </w:pPr>
       <w:rPr>
-        <w:rFonts w:hint="default" w:ascii="Courier New" w:hAnsi="Courier New"/>
-      </w:rPr>
-    </w:lvl>
-    <w:lvl xmlns:w="http://schemas.openxmlformats.org/wordprocessingml/2006/main" w:ilvl="2">
+        <w:rFonts w:ascii="Courier New" w:hAnsi="Courier New" w:hint="default"/>
+      </w:rPr>
+    </w:lvl>
+    <w:lvl w:ilvl="2" w:tplc="3EB40670">
       <w:start w:val="1"/>
       <w:numFmt w:val="bullet"/>
       <w:lvlText w:val=""/>
@@ -848,10 +1394,10 @@
         <w:ind w:left="2160" w:hanging="360"/>
       </w:pPr>
       <w:rPr>
-        <w:rFonts w:hint="default" w:ascii="Wingdings" w:hAnsi="Wingdings"/>
-      </w:rPr>
-    </w:lvl>
-    <w:lvl xmlns:w="http://schemas.openxmlformats.org/wordprocessingml/2006/main" w:ilvl="3">
+        <w:rFonts w:ascii="Wingdings" w:hAnsi="Wingdings" w:hint="default"/>
+      </w:rPr>
+    </w:lvl>
+    <w:lvl w:ilvl="3" w:tplc="6C30F21A">
       <w:start w:val="1"/>
       <w:numFmt w:val="bullet"/>
       <w:lvlText w:val=""/>
@@ -860,10 +1406,10 @@
         <w:ind w:left="2880" w:hanging="360"/>
       </w:pPr>
       <w:rPr>
-        <w:rFonts w:hint="default" w:ascii="Symbol" w:hAnsi="Symbol"/>
-      </w:rPr>
-    </w:lvl>
-    <w:lvl xmlns:w="http://schemas.openxmlformats.org/wordprocessingml/2006/main" w:ilvl="4">
+        <w:rFonts w:ascii="Symbol" w:hAnsi="Symbol" w:hint="default"/>
+      </w:rPr>
+    </w:lvl>
+    <w:lvl w:ilvl="4" w:tplc="70726052">
       <w:start w:val="1"/>
       <w:numFmt w:val="bullet"/>
       <w:lvlText w:val="o"/>
@@ -872,10 +1418,10 @@
         <w:ind w:left="3600" w:hanging="360"/>
       </w:pPr>
       <w:rPr>
-        <w:rFonts w:hint="default" w:ascii="Courier New" w:hAnsi="Courier New"/>
-      </w:rPr>
-    </w:lvl>
-    <w:lvl xmlns:w="http://schemas.openxmlformats.org/wordprocessingml/2006/main" w:ilvl="5">
+        <w:rFonts w:ascii="Courier New" w:hAnsi="Courier New" w:hint="default"/>
+      </w:rPr>
+    </w:lvl>
+    <w:lvl w:ilvl="5" w:tplc="A6F2147E">
       <w:start w:val="1"/>
       <w:numFmt w:val="bullet"/>
       <w:lvlText w:val=""/>
@@ -884,10 +1430,10 @@
         <w:ind w:left="4320" w:hanging="360"/>
       </w:pPr>
       <w:rPr>
-        <w:rFonts w:hint="default" w:ascii="Wingdings" w:hAnsi="Wingdings"/>
-      </w:rPr>
-    </w:lvl>
-    <w:lvl xmlns:w="http://schemas.openxmlformats.org/wordprocessingml/2006/main" w:ilvl="6">
+        <w:rFonts w:ascii="Wingdings" w:hAnsi="Wingdings" w:hint="default"/>
+      </w:rPr>
+    </w:lvl>
+    <w:lvl w:ilvl="6" w:tplc="62C810D2">
       <w:start w:val="1"/>
       <w:numFmt w:val="bullet"/>
       <w:lvlText w:val=""/>
@@ -896,10 +1442,10 @@
         <w:ind w:left="5040" w:hanging="360"/>
       </w:pPr>
       <w:rPr>
-        <w:rFonts w:hint="default" w:ascii="Symbol" w:hAnsi="Symbol"/>
-      </w:rPr>
-    </w:lvl>
-    <w:lvl xmlns:w="http://schemas.openxmlformats.org/wordprocessingml/2006/main" w:ilvl="7">
+        <w:rFonts w:ascii="Symbol" w:hAnsi="Symbol" w:hint="default"/>
+      </w:rPr>
+    </w:lvl>
+    <w:lvl w:ilvl="7" w:tplc="850EE3DA">
       <w:start w:val="1"/>
       <w:numFmt w:val="bullet"/>
       <w:lvlText w:val="o"/>
@@ -908,10 +1454,10 @@
         <w:ind w:left="5760" w:hanging="360"/>
       </w:pPr>
       <w:rPr>
-        <w:rFonts w:hint="default" w:ascii="Courier New" w:hAnsi="Courier New"/>
-      </w:rPr>
-    </w:lvl>
-    <w:lvl xmlns:w="http://schemas.openxmlformats.org/wordprocessingml/2006/main" w:ilvl="8">
+        <w:rFonts w:ascii="Courier New" w:hAnsi="Courier New" w:hint="default"/>
+      </w:rPr>
+    </w:lvl>
+    <w:lvl w:ilvl="8" w:tplc="C6E49DE8">
       <w:start w:val="1"/>
       <w:numFmt w:val="bullet"/>
       <w:lvlText w:val=""/>
@@ -920,14 +1466,15 @@
         <w:ind w:left="6480" w:hanging="360"/>
       </w:pPr>
       <w:rPr>
-        <w:rFonts w:hint="default" w:ascii="Wingdings" w:hAnsi="Wingdings"/>
+        <w:rFonts w:ascii="Wingdings" w:hAnsi="Wingdings" w:hint="default"/>
       </w:rPr>
     </w:lvl>
   </w:abstractNum>
-  <w:abstractNum xmlns:w="http://schemas.openxmlformats.org/wordprocessingml/2006/main" w:abstractNumId="2">
-    <w:nsid w:val="7f5f39c5"/>
-    <w:multiLevelType xmlns:w="http://schemas.openxmlformats.org/wordprocessingml/2006/main" w:val="hybridMultilevel"/>
-    <w:lvl xmlns:w="http://schemas.openxmlformats.org/wordprocessingml/2006/main" w:ilvl="0">
+  <w:abstractNum w:abstractNumId="2" w15:restartNumberingAfterBreak="0">
+    <w:nsid w:val="59F4DC3C"/>
+    <w:multiLevelType w:val="hybridMultilevel"/>
+    <w:tmpl w:val="6A0A775E"/>
+    <w:lvl w:ilvl="0" w:tplc="BCE2E0A8">
       <w:start w:val="1"/>
       <w:numFmt w:val="bullet"/>
       <w:lvlText w:val=""/>
@@ -936,10 +1483,10 @@
         <w:ind w:left="720" w:hanging="360"/>
       </w:pPr>
       <w:rPr>
-        <w:rFonts w:hint="default" w:ascii="Symbol" w:hAnsi="Symbol"/>
-      </w:rPr>
-    </w:lvl>
-    <w:lvl xmlns:w="http://schemas.openxmlformats.org/wordprocessingml/2006/main" w:ilvl="1">
+        <w:rFonts w:ascii="Symbol" w:hAnsi="Symbol" w:hint="default"/>
+      </w:rPr>
+    </w:lvl>
+    <w:lvl w:ilvl="1" w:tplc="0770B102">
       <w:start w:val="1"/>
       <w:numFmt w:val="bullet"/>
       <w:lvlText w:val="o"/>
@@ -948,10 +1495,10 @@
         <w:ind w:left="1440" w:hanging="360"/>
       </w:pPr>
       <w:rPr>
-        <w:rFonts w:hint="default" w:ascii="Courier New" w:hAnsi="Courier New"/>
-      </w:rPr>
-    </w:lvl>
-    <w:lvl xmlns:w="http://schemas.openxmlformats.org/wordprocessingml/2006/main" w:ilvl="2">
+        <w:rFonts w:ascii="Courier New" w:hAnsi="Courier New" w:hint="default"/>
+      </w:rPr>
+    </w:lvl>
+    <w:lvl w:ilvl="2" w:tplc="2E12EB10">
       <w:start w:val="1"/>
       <w:numFmt w:val="bullet"/>
       <w:lvlText w:val=""/>
@@ -960,10 +1507,10 @@
         <w:ind w:left="2160" w:hanging="360"/>
       </w:pPr>
       <w:rPr>
-        <w:rFonts w:hint="default" w:ascii="Wingdings" w:hAnsi="Wingdings"/>
-      </w:rPr>
-    </w:lvl>
-    <w:lvl xmlns:w="http://schemas.openxmlformats.org/wordprocessingml/2006/main" w:ilvl="3">
+        <w:rFonts w:ascii="Wingdings" w:hAnsi="Wingdings" w:hint="default"/>
+      </w:rPr>
+    </w:lvl>
+    <w:lvl w:ilvl="3" w:tplc="87D81322">
       <w:start w:val="1"/>
       <w:numFmt w:val="bullet"/>
       <w:lvlText w:val=""/>
@@ -972,10 +1519,10 @@
         <w:ind w:left="2880" w:hanging="360"/>
       </w:pPr>
       <w:rPr>
-        <w:rFonts w:hint="default" w:ascii="Symbol" w:hAnsi="Symbol"/>
-      </w:rPr>
-    </w:lvl>
-    <w:lvl xmlns:w="http://schemas.openxmlformats.org/wordprocessingml/2006/main" w:ilvl="4">
+        <w:rFonts w:ascii="Symbol" w:hAnsi="Symbol" w:hint="default"/>
+      </w:rPr>
+    </w:lvl>
+    <w:lvl w:ilvl="4" w:tplc="41A01384">
       <w:start w:val="1"/>
       <w:numFmt w:val="bullet"/>
       <w:lvlText w:val="o"/>
@@ -984,10 +1531,10 @@
         <w:ind w:left="3600" w:hanging="360"/>
       </w:pPr>
       <w:rPr>
-        <w:rFonts w:hint="default" w:ascii="Courier New" w:hAnsi="Courier New"/>
-      </w:rPr>
-    </w:lvl>
-    <w:lvl xmlns:w="http://schemas.openxmlformats.org/wordprocessingml/2006/main" w:ilvl="5">
+        <w:rFonts w:ascii="Courier New" w:hAnsi="Courier New" w:hint="default"/>
+      </w:rPr>
+    </w:lvl>
+    <w:lvl w:ilvl="5" w:tplc="36104DE8">
       <w:start w:val="1"/>
       <w:numFmt w:val="bullet"/>
       <w:lvlText w:val=""/>
@@ -996,10 +1543,10 @@
         <w:ind w:left="4320" w:hanging="360"/>
       </w:pPr>
       <w:rPr>
-        <w:rFonts w:hint="default" w:ascii="Wingdings" w:hAnsi="Wingdings"/>
-      </w:rPr>
-    </w:lvl>
-    <w:lvl xmlns:w="http://schemas.openxmlformats.org/wordprocessingml/2006/main" w:ilvl="6">
+        <w:rFonts w:ascii="Wingdings" w:hAnsi="Wingdings" w:hint="default"/>
+      </w:rPr>
+    </w:lvl>
+    <w:lvl w:ilvl="6" w:tplc="4EE055AE">
       <w:start w:val="1"/>
       <w:numFmt w:val="bullet"/>
       <w:lvlText w:val=""/>
@@ -1008,10 +1555,10 @@
         <w:ind w:left="5040" w:hanging="360"/>
       </w:pPr>
       <w:rPr>
-        <w:rFonts w:hint="default" w:ascii="Symbol" w:hAnsi="Symbol"/>
-      </w:rPr>
-    </w:lvl>
-    <w:lvl xmlns:w="http://schemas.openxmlformats.org/wordprocessingml/2006/main" w:ilvl="7">
+        <w:rFonts w:ascii="Symbol" w:hAnsi="Symbol" w:hint="default"/>
+      </w:rPr>
+    </w:lvl>
+    <w:lvl w:ilvl="7" w:tplc="6AEEB6DC">
       <w:start w:val="1"/>
       <w:numFmt w:val="bullet"/>
       <w:lvlText w:val="o"/>
@@ -1020,10 +1567,10 @@
         <w:ind w:left="5760" w:hanging="360"/>
       </w:pPr>
       <w:rPr>
-        <w:rFonts w:hint="default" w:ascii="Courier New" w:hAnsi="Courier New"/>
-      </w:rPr>
-    </w:lvl>
-    <w:lvl xmlns:w="http://schemas.openxmlformats.org/wordprocessingml/2006/main" w:ilvl="8">
+        <w:rFonts w:ascii="Courier New" w:hAnsi="Courier New" w:hint="default"/>
+      </w:rPr>
+    </w:lvl>
+    <w:lvl w:ilvl="8" w:tplc="B636CA6E">
       <w:start w:val="1"/>
       <w:numFmt w:val="bullet"/>
       <w:lvlText w:val=""/>
@@ -1032,62 +1579,212 @@
         <w:ind w:left="6480" w:hanging="360"/>
       </w:pPr>
       <w:rPr>
-        <w:rFonts w:hint="default" w:ascii="Wingdings" w:hAnsi="Wingdings"/>
+        <w:rFonts w:ascii="Wingdings" w:hAnsi="Wingdings" w:hint="default"/>
       </w:rPr>
     </w:lvl>
   </w:abstractNum>
-  <w:abstractNum xmlns:w="http://schemas.openxmlformats.org/wordprocessingml/2006/main" w:abstractNumId="1">
-    <w:nsid w:val="9132b79"/>
-    <w:multiLevelType xmlns:w="http://schemas.openxmlformats.org/wordprocessingml/2006/main" w:val="hybridMultilevel"/>
-    <w:lvl xmlns:w="http://schemas.openxmlformats.org/wordprocessingml/2006/main" w:ilvl="0">
+  <w:abstractNum w:abstractNumId="3" w15:restartNumberingAfterBreak="0">
+    <w:nsid w:val="6C5A02EF"/>
+    <w:multiLevelType w:val="multilevel"/>
+    <w:tmpl w:val="83DAB7CA"/>
+    <w:lvl w:ilvl="0">
       <w:start w:val="1"/>
       <w:numFmt w:val="bullet"/>
       <w:lvlText w:val=""/>
       <w:lvlJc w:val="left"/>
       <w:pPr>
+        <w:tabs>
+          <w:tab w:val="num" w:pos="720"/>
+        </w:tabs>
         <w:ind w:left="720" w:hanging="360"/>
       </w:pPr>
       <w:rPr>
-        <w:rFonts w:hint="default" w:ascii="Symbol" w:hAnsi="Symbol"/>
-      </w:rPr>
-    </w:lvl>
-    <w:lvl xmlns:w="http://schemas.openxmlformats.org/wordprocessingml/2006/main" w:ilvl="1">
+        <w:rFonts w:ascii="Symbol" w:hAnsi="Symbol" w:hint="default"/>
+        <w:sz w:val="20"/>
+      </w:rPr>
+    </w:lvl>
+    <w:lvl w:ilvl="1" w:tentative="1">
       <w:start w:val="1"/>
       <w:numFmt w:val="bullet"/>
       <w:lvlText w:val="o"/>
       <w:lvlJc w:val="left"/>
       <w:pPr>
+        <w:tabs>
+          <w:tab w:val="num" w:pos="1440"/>
+        </w:tabs>
         <w:ind w:left="1440" w:hanging="360"/>
       </w:pPr>
       <w:rPr>
-        <w:rFonts w:hint="default" w:ascii="Courier New" w:hAnsi="Courier New"/>
-      </w:rPr>
-    </w:lvl>
-    <w:lvl xmlns:w="http://schemas.openxmlformats.org/wordprocessingml/2006/main" w:ilvl="2">
+        <w:rFonts w:ascii="Courier New" w:hAnsi="Courier New" w:hint="default"/>
+        <w:sz w:val="20"/>
+      </w:rPr>
+    </w:lvl>
+    <w:lvl w:ilvl="2" w:tentative="1">
       <w:start w:val="1"/>
       <w:numFmt w:val="bullet"/>
       <w:lvlText w:val=""/>
       <w:lvlJc w:val="left"/>
       <w:pPr>
+        <w:tabs>
+          <w:tab w:val="num" w:pos="2160"/>
+        </w:tabs>
         <w:ind w:left="2160" w:hanging="360"/>
       </w:pPr>
       <w:rPr>
-        <w:rFonts w:hint="default" w:ascii="Wingdings" w:hAnsi="Wingdings"/>
-      </w:rPr>
-    </w:lvl>
-    <w:lvl xmlns:w="http://schemas.openxmlformats.org/wordprocessingml/2006/main" w:ilvl="3">
+        <w:rFonts w:ascii="Wingdings" w:hAnsi="Wingdings" w:hint="default"/>
+        <w:sz w:val="20"/>
+      </w:rPr>
+    </w:lvl>
+    <w:lvl w:ilvl="3" w:tentative="1">
+      <w:start w:val="1"/>
+      <w:numFmt w:val="bullet"/>
+      <w:lvlText w:val=""/>
+      <w:lvlJc w:val="left"/>
+      <w:pPr>
+        <w:tabs>
+          <w:tab w:val="num" w:pos="2880"/>
+        </w:tabs>
+        <w:ind w:left="2880" w:hanging="360"/>
+      </w:pPr>
+      <w:rPr>
+        <w:rFonts w:ascii="Wingdings" w:hAnsi="Wingdings" w:hint="default"/>
+        <w:sz w:val="20"/>
+      </w:rPr>
+    </w:lvl>
+    <w:lvl w:ilvl="4" w:tentative="1">
+      <w:start w:val="1"/>
+      <w:numFmt w:val="bullet"/>
+      <w:lvlText w:val=""/>
+      <w:lvlJc w:val="left"/>
+      <w:pPr>
+        <w:tabs>
+          <w:tab w:val="num" w:pos="3600"/>
+        </w:tabs>
+        <w:ind w:left="3600" w:hanging="360"/>
+      </w:pPr>
+      <w:rPr>
+        <w:rFonts w:ascii="Wingdings" w:hAnsi="Wingdings" w:hint="default"/>
+        <w:sz w:val="20"/>
+      </w:rPr>
+    </w:lvl>
+    <w:lvl w:ilvl="5" w:tentative="1">
+      <w:start w:val="1"/>
+      <w:numFmt w:val="bullet"/>
+      <w:lvlText w:val=""/>
+      <w:lvlJc w:val="left"/>
+      <w:pPr>
+        <w:tabs>
+          <w:tab w:val="num" w:pos="4320"/>
+        </w:tabs>
+        <w:ind w:left="4320" w:hanging="360"/>
+      </w:pPr>
+      <w:rPr>
+        <w:rFonts w:ascii="Wingdings" w:hAnsi="Wingdings" w:hint="default"/>
+        <w:sz w:val="20"/>
+      </w:rPr>
+    </w:lvl>
+    <w:lvl w:ilvl="6" w:tentative="1">
+      <w:start w:val="1"/>
+      <w:numFmt w:val="bullet"/>
+      <w:lvlText w:val=""/>
+      <w:lvlJc w:val="left"/>
+      <w:pPr>
+        <w:tabs>
+          <w:tab w:val="num" w:pos="5040"/>
+        </w:tabs>
+        <w:ind w:left="5040" w:hanging="360"/>
+      </w:pPr>
+      <w:rPr>
+        <w:rFonts w:ascii="Wingdings" w:hAnsi="Wingdings" w:hint="default"/>
+        <w:sz w:val="20"/>
+      </w:rPr>
+    </w:lvl>
+    <w:lvl w:ilvl="7" w:tentative="1">
+      <w:start w:val="1"/>
+      <w:numFmt w:val="bullet"/>
+      <w:lvlText w:val=""/>
+      <w:lvlJc w:val="left"/>
+      <w:pPr>
+        <w:tabs>
+          <w:tab w:val="num" w:pos="5760"/>
+        </w:tabs>
+        <w:ind w:left="5760" w:hanging="360"/>
+      </w:pPr>
+      <w:rPr>
+        <w:rFonts w:ascii="Wingdings" w:hAnsi="Wingdings" w:hint="default"/>
+        <w:sz w:val="20"/>
+      </w:rPr>
+    </w:lvl>
+    <w:lvl w:ilvl="8" w:tentative="1">
+      <w:start w:val="1"/>
+      <w:numFmt w:val="bullet"/>
+      <w:lvlText w:val=""/>
+      <w:lvlJc w:val="left"/>
+      <w:pPr>
+        <w:tabs>
+          <w:tab w:val="num" w:pos="6480"/>
+        </w:tabs>
+        <w:ind w:left="6480" w:hanging="360"/>
+      </w:pPr>
+      <w:rPr>
+        <w:rFonts w:ascii="Wingdings" w:hAnsi="Wingdings" w:hint="default"/>
+        <w:sz w:val="20"/>
+      </w:rPr>
+    </w:lvl>
+  </w:abstractNum>
+  <w:abstractNum w:abstractNumId="4" w15:restartNumberingAfterBreak="0">
+    <w:nsid w:val="7F5F39C5"/>
+    <w:multiLevelType w:val="hybridMultilevel"/>
+    <w:tmpl w:val="AAB67726"/>
+    <w:lvl w:ilvl="0" w:tplc="4D087BE2">
       <w:start w:val="1"/>
       <w:numFmt w:val="bullet"/>
       <w:lvlText w:val=""/>
       <w:lvlJc w:val="left"/>
       <w:pPr>
+        <w:ind w:left="720" w:hanging="360"/>
+      </w:pPr>
+      <w:rPr>
+        <w:rFonts w:ascii="Symbol" w:hAnsi="Symbol" w:hint="default"/>
+      </w:rPr>
+    </w:lvl>
+    <w:lvl w:ilvl="1" w:tplc="16BEF8D8">
+      <w:start w:val="1"/>
+      <w:numFmt w:val="bullet"/>
+      <w:lvlText w:val="o"/>
+      <w:lvlJc w:val="left"/>
+      <w:pPr>
+        <w:ind w:left="1440" w:hanging="360"/>
+      </w:pPr>
+      <w:rPr>
+        <w:rFonts w:ascii="Courier New" w:hAnsi="Courier New" w:hint="default"/>
+      </w:rPr>
+    </w:lvl>
+    <w:lvl w:ilvl="2" w:tplc="09E625CE">
+      <w:start w:val="1"/>
+      <w:numFmt w:val="bullet"/>
+      <w:lvlText w:val=""/>
+      <w:lvlJc w:val="left"/>
+      <w:pPr>
+        <w:ind w:left="2160" w:hanging="360"/>
+      </w:pPr>
+      <w:rPr>
+        <w:rFonts w:ascii="Wingdings" w:hAnsi="Wingdings" w:hint="default"/>
+      </w:rPr>
+    </w:lvl>
+    <w:lvl w:ilvl="3" w:tplc="C6F89F66">
+      <w:start w:val="1"/>
+      <w:numFmt w:val="bullet"/>
+      <w:lvlText w:val=""/>
+      <w:lvlJc w:val="left"/>
+      <w:pPr>
         <w:ind w:left="2880" w:hanging="360"/>
       </w:pPr>
       <w:rPr>
-        <w:rFonts w:hint="default" w:ascii="Symbol" w:hAnsi="Symbol"/>
-      </w:rPr>
-    </w:lvl>
-    <w:lvl xmlns:w="http://schemas.openxmlformats.org/wordprocessingml/2006/main" w:ilvl="4">
+        <w:rFonts w:ascii="Symbol" w:hAnsi="Symbol" w:hint="default"/>
+      </w:rPr>
+    </w:lvl>
+    <w:lvl w:ilvl="4" w:tplc="A036CDBC">
       <w:start w:val="1"/>
       <w:numFmt w:val="bullet"/>
       <w:lvlText w:val="o"/>
@@ -1096,10 +1793,10 @@
         <w:ind w:left="3600" w:hanging="360"/>
       </w:pPr>
       <w:rPr>
-        <w:rFonts w:hint="default" w:ascii="Courier New" w:hAnsi="Courier New"/>
-      </w:rPr>
-    </w:lvl>
-    <w:lvl xmlns:w="http://schemas.openxmlformats.org/wordprocessingml/2006/main" w:ilvl="5">
+        <w:rFonts w:ascii="Courier New" w:hAnsi="Courier New" w:hint="default"/>
+      </w:rPr>
+    </w:lvl>
+    <w:lvl w:ilvl="5" w:tplc="53DC9BA4">
       <w:start w:val="1"/>
       <w:numFmt w:val="bullet"/>
       <w:lvlText w:val=""/>
@@ -1108,10 +1805,10 @@
         <w:ind w:left="4320" w:hanging="360"/>
       </w:pPr>
       <w:rPr>
-        <w:rFonts w:hint="default" w:ascii="Wingdings" w:hAnsi="Wingdings"/>
-      </w:rPr>
-    </w:lvl>
-    <w:lvl xmlns:w="http://schemas.openxmlformats.org/wordprocessingml/2006/main" w:ilvl="6">
+        <w:rFonts w:ascii="Wingdings" w:hAnsi="Wingdings" w:hint="default"/>
+      </w:rPr>
+    </w:lvl>
+    <w:lvl w:ilvl="6" w:tplc="67800E5C">
       <w:start w:val="1"/>
       <w:numFmt w:val="bullet"/>
       <w:lvlText w:val=""/>
@@ -1120,10 +1817,10 @@
         <w:ind w:left="5040" w:hanging="360"/>
       </w:pPr>
       <w:rPr>
-        <w:rFonts w:hint="default" w:ascii="Symbol" w:hAnsi="Symbol"/>
-      </w:rPr>
-    </w:lvl>
-    <w:lvl xmlns:w="http://schemas.openxmlformats.org/wordprocessingml/2006/main" w:ilvl="7">
+        <w:rFonts w:ascii="Symbol" w:hAnsi="Symbol" w:hint="default"/>
+      </w:rPr>
+    </w:lvl>
+    <w:lvl w:ilvl="7" w:tplc="3C9807BC">
       <w:start w:val="1"/>
       <w:numFmt w:val="bullet"/>
       <w:lvlText w:val="o"/>
@@ -1132,10 +1829,10 @@
         <w:ind w:left="5760" w:hanging="360"/>
       </w:pPr>
       <w:rPr>
-        <w:rFonts w:hint="default" w:ascii="Courier New" w:hAnsi="Courier New"/>
-      </w:rPr>
-    </w:lvl>
-    <w:lvl xmlns:w="http://schemas.openxmlformats.org/wordprocessingml/2006/main" w:ilvl="8">
+        <w:rFonts w:ascii="Courier New" w:hAnsi="Courier New" w:hint="default"/>
+      </w:rPr>
+    </w:lvl>
+    <w:lvl w:ilvl="8" w:tplc="F776F8F0">
       <w:start w:val="1"/>
       <w:numFmt w:val="bullet"/>
       <w:lvlText w:val=""/>
@@ -1144,31 +1841,34 @@
         <w:ind w:left="6480" w:hanging="360"/>
       </w:pPr>
       <w:rPr>
-        <w:rFonts w:hint="default" w:ascii="Wingdings" w:hAnsi="Wingdings"/>
+        <w:rFonts w:ascii="Wingdings" w:hAnsi="Wingdings" w:hint="default"/>
       </w:rPr>
     </w:lvl>
   </w:abstractNum>
-  <w:num w:numId="4">
+  <w:num w:numId="1" w16cid:durableId="427889237">
+    <w:abstractNumId w:val="2"/>
+  </w:num>
+  <w:num w:numId="2" w16cid:durableId="775173858">
+    <w:abstractNumId w:val="1"/>
+  </w:num>
+  <w:num w:numId="3" w16cid:durableId="1822308609">
     <w:abstractNumId w:val="4"/>
   </w:num>
-  <w:num w:numId="3">
+  <w:num w:numId="4" w16cid:durableId="73355274">
+    <w:abstractNumId w:val="0"/>
+  </w:num>
+  <w:num w:numId="5" w16cid:durableId="442846458">
     <w:abstractNumId w:val="3"/>
-  </w:num>
-  <w:num w:numId="2">
-    <w:abstractNumId w:val="2"/>
-  </w:num>
-  <w:num w:numId="1">
-    <w:abstractNumId w:val="1"/>
   </w:num>
 </w:numbering>
 </file>
 
 <file path=word/styles.xml><?xml version="1.0" encoding="utf-8"?>
-<w:styles xmlns:wp14="http://schemas.microsoft.com/office/word/2010/wordprocessingDrawing" xmlns:mc="http://schemas.openxmlformats.org/markup-compatibility/2006" xmlns:r="http://schemas.openxmlformats.org/officeDocument/2006/relationships" xmlns:w="http://schemas.openxmlformats.org/wordprocessingml/2006/main" xmlns:w14="http://schemas.microsoft.com/office/word/2010/wordml" xmlns:w15="http://schemas.microsoft.com/office/word/2012/wordml" xmlns:w16se="http://schemas.microsoft.com/office/word/2015/wordml/symex" xmlns:w16cid="http://schemas.microsoft.com/office/word/2016/wordml/cid" xmlns:w16="http://schemas.microsoft.com/office/word/2018/wordml" xmlns:w16cex="http://schemas.microsoft.com/office/word/2018/wordml/cex" xmlns:w16sdtdh="http://schemas.microsoft.com/office/word/2020/wordml/sdtdatahash" xmlns:w16sdtfl="http://schemas.microsoft.com/office/word/2024/wordml/sdtformatlock" mc:Ignorable="w14 w15 wp14 w16se w16cid w16 w16cex w16sdtdh w16sdtfl">
+<w:styles xmlns:mc="http://schemas.openxmlformats.org/markup-compatibility/2006" xmlns:r="http://schemas.openxmlformats.org/officeDocument/2006/relationships" xmlns:w="http://schemas.openxmlformats.org/wordprocessingml/2006/main" xmlns:w14="http://schemas.microsoft.com/office/word/2010/wordml" xmlns:w15="http://schemas.microsoft.com/office/word/2012/wordml" xmlns:w16cex="http://schemas.microsoft.com/office/word/2018/wordml/cex" xmlns:w16cid="http://schemas.microsoft.com/office/word/2016/wordml/cid" xmlns:w16="http://schemas.microsoft.com/office/word/2018/wordml" xmlns:w16du="http://schemas.microsoft.com/office/word/2023/wordml/word16du" xmlns:w16sdtdh="http://schemas.microsoft.com/office/word/2020/wordml/sdtdatahash" xmlns:w16sdtfl="http://schemas.microsoft.com/office/word/2024/wordml/sdtformatlock" xmlns:w16se="http://schemas.microsoft.com/office/word/2015/wordml/symex" mc:Ignorable="w14 w15 w16se w16cid w16 w16cex w16sdtdh w16sdtfl w16du">
   <w:docDefaults>
     <w:rPrDefault>
       <w:rPr>
-        <w:rFonts w:asciiTheme="minorHAnsi" w:hAnsiTheme="minorHAnsi" w:eastAsiaTheme="minorEastAsia" w:cstheme="minorBidi"/>
+        <w:rFonts w:asciiTheme="minorHAnsi" w:eastAsiaTheme="minorEastAsia" w:hAnsiTheme="minorHAnsi" w:cstheme="minorBidi"/>
         <w:sz w:val="24"/>
         <w:szCs w:val="24"/>
         <w:lang w:val="en-US" w:eastAsia="ja-JP" w:bidi="ar-SA"/>
@@ -1180,17 +1880,17 @@
       </w:pPr>
     </w:pPrDefault>
   </w:docDefaults>
-  <w:latentStyles w:defLockedState="0" w:defUIPriority="99" w:defSemiHidden="0" w:defUnhideWhenUsed="0" w:defQFormat="0" w:count="371">
+  <w:latentStyles w:defLockedState="0" w:defUIPriority="99" w:defSemiHidden="0" w:defUnhideWhenUsed="0" w:defQFormat="0" w:count="376">
     <w:lsdException w:name="Normal" w:uiPriority="0" w:qFormat="1"/>
     <w:lsdException w:name="heading 1" w:uiPriority="9" w:qFormat="1"/>
-    <w:lsdException w:name="heading 2" w:uiPriority="9" w:semiHidden="1" w:unhideWhenUsed="1" w:qFormat="1"/>
-    <w:lsdException w:name="heading 3" w:uiPriority="9" w:semiHidden="1" w:unhideWhenUsed="1" w:qFormat="1"/>
-    <w:lsdException w:name="heading 4" w:uiPriority="9" w:semiHidden="1" w:unhideWhenUsed="1" w:qFormat="1"/>
-    <w:lsdException w:name="heading 5" w:uiPriority="9" w:semiHidden="1" w:unhideWhenUsed="1" w:qFormat="1"/>
-    <w:lsdException w:name="heading 6" w:uiPriority="9" w:semiHidden="1" w:unhideWhenUsed="1" w:qFormat="1"/>
-    <w:lsdException w:name="heading 7" w:uiPriority="9" w:semiHidden="1" w:unhideWhenUsed="1" w:qFormat="1"/>
-    <w:lsdException w:name="heading 8" w:uiPriority="9" w:semiHidden="1" w:unhideWhenUsed="1" w:qFormat="1"/>
-    <w:lsdException w:name="heading 9" w:uiPriority="9" w:semiHidden="1" w:unhideWhenUsed="1" w:qFormat="1"/>
+    <w:lsdException w:name="heading 2" w:semiHidden="1" w:uiPriority="9" w:unhideWhenUsed="1" w:qFormat="1"/>
+    <w:lsdException w:name="heading 3" w:semiHidden="1" w:uiPriority="9" w:unhideWhenUsed="1" w:qFormat="1"/>
+    <w:lsdException w:name="heading 4" w:semiHidden="1" w:uiPriority="9" w:unhideWhenUsed="1" w:qFormat="1"/>
+    <w:lsdException w:name="heading 5" w:semiHidden="1" w:uiPriority="9" w:unhideWhenUsed="1" w:qFormat="1"/>
+    <w:lsdException w:name="heading 6" w:semiHidden="1" w:uiPriority="9" w:unhideWhenUsed="1" w:qFormat="1"/>
+    <w:lsdException w:name="heading 7" w:semiHidden="1" w:uiPriority="9" w:unhideWhenUsed="1" w:qFormat="1"/>
+    <w:lsdException w:name="heading 8" w:semiHidden="1" w:uiPriority="9" w:unhideWhenUsed="1" w:qFormat="1"/>
+    <w:lsdException w:name="heading 9" w:semiHidden="1" w:uiPriority="9" w:unhideWhenUsed="1" w:qFormat="1"/>
     <w:lsdException w:name="index 1" w:semiHidden="1" w:unhideWhenUsed="1"/>
     <w:lsdException w:name="index 2" w:semiHidden="1" w:unhideWhenUsed="1"/>
     <w:lsdException w:name="index 3" w:semiHidden="1" w:unhideWhenUsed="1"/>
@@ -1200,22 +1900,22 @@
     <w:lsdException w:name="index 7" w:semiHidden="1" w:unhideWhenUsed="1"/>
     <w:lsdException w:name="index 8" w:semiHidden="1" w:unhideWhenUsed="1"/>
     <w:lsdException w:name="index 9" w:semiHidden="1" w:unhideWhenUsed="1"/>
-    <w:lsdException w:name="toc 1" w:uiPriority="39" w:semiHidden="1" w:unhideWhenUsed="1"/>
-    <w:lsdException w:name="toc 2" w:uiPriority="39" w:semiHidden="1" w:unhideWhenUsed="1"/>
-    <w:lsdException w:name="toc 3" w:uiPriority="39" w:semiHidden="1" w:unhideWhenUsed="1"/>
-    <w:lsdException w:name="toc 4" w:uiPriority="39" w:semiHidden="1" w:unhideWhenUsed="1"/>
-    <w:lsdException w:name="toc 5" w:uiPriority="39" w:semiHidden="1" w:unhideWhenUsed="1"/>
-    <w:lsdException w:name="toc 6" w:uiPriority="39" w:semiHidden="1" w:unhideWhenUsed="1"/>
-    <w:lsdException w:name="toc 7" w:uiPriority="39" w:semiHidden="1" w:unhideWhenUsed="1"/>
-    <w:lsdException w:name="toc 8" w:uiPriority="39" w:semiHidden="1" w:unhideWhenUsed="1"/>
-    <w:lsdException w:name="toc 9" w:uiPriority="39" w:semiHidden="1" w:unhideWhenUsed="1"/>
+    <w:lsdException w:name="toc 1" w:semiHidden="1" w:uiPriority="39" w:unhideWhenUsed="1"/>
+    <w:lsdException w:name="toc 2" w:semiHidden="1" w:uiPriority="39" w:unhideWhenUsed="1"/>
+    <w:lsdException w:name="toc 3" w:semiHidden="1" w:uiPriority="39" w:unhideWhenUsed="1"/>
+    <w:lsdException w:name="toc 4" w:semiHidden="1" w:uiPriority="39" w:unhideWhenUsed="1"/>
+    <w:lsdException w:name="toc 5" w:semiHidden="1" w:uiPriority="39" w:unhideWhenUsed="1"/>
+    <w:lsdException w:name="toc 6" w:semiHidden="1" w:uiPriority="39" w:unhideWhenUsed="1"/>
+    <w:lsdException w:name="toc 7" w:semiHidden="1" w:uiPriority="39" w:unhideWhenUsed="1"/>
+    <w:lsdException w:name="toc 8" w:semiHidden="1" w:uiPriority="39" w:unhideWhenUsed="1"/>
+    <w:lsdException w:name="toc 9" w:semiHidden="1" w:uiPriority="39" w:unhideWhenUsed="1"/>
     <w:lsdException w:name="Normal Indent" w:semiHidden="1" w:unhideWhenUsed="1"/>
     <w:lsdException w:name="footnote text" w:semiHidden="1" w:unhideWhenUsed="1"/>
     <w:lsdException w:name="annotation text" w:semiHidden="1" w:unhideWhenUsed="1"/>
     <w:lsdException w:name="header" w:semiHidden="1" w:unhideWhenUsed="1"/>
     <w:lsdException w:name="footer" w:semiHidden="1" w:unhideWhenUsed="1"/>
     <w:lsdException w:name="index heading" w:semiHidden="1" w:unhideWhenUsed="1"/>
-    <w:lsdException w:name="caption" w:uiPriority="35" w:semiHidden="1" w:unhideWhenUsed="1" w:qFormat="1"/>
+    <w:lsdException w:name="caption" w:semiHidden="1" w:uiPriority="35" w:unhideWhenUsed="1" w:qFormat="1"/>
     <w:lsdException w:name="table of figures" w:semiHidden="1" w:unhideWhenUsed="1"/>
     <w:lsdException w:name="envelope address" w:semiHidden="1" w:unhideWhenUsed="1"/>
     <w:lsdException w:name="envelope return" w:semiHidden="1" w:unhideWhenUsed="1"/>
@@ -1246,7 +1946,7 @@
     <w:lsdException w:name="Title" w:uiPriority="10" w:qFormat="1"/>
     <w:lsdException w:name="Closing" w:semiHidden="1" w:unhideWhenUsed="1"/>
     <w:lsdException w:name="Signature" w:semiHidden="1" w:unhideWhenUsed="1"/>
-    <w:lsdException w:name="Default Paragraph Font" w:uiPriority="1" w:semiHidden="1" w:unhideWhenUsed="1"/>
+    <w:lsdException w:name="Default Paragraph Font" w:semiHidden="1" w:uiPriority="1" w:unhideWhenUsed="1"/>
     <w:lsdException w:name="Body Text" w:semiHidden="1" w:unhideWhenUsed="1"/>
     <w:lsdException w:name="Body Text Indent" w:semiHidden="1" w:unhideWhenUsed="1"/>
     <w:lsdException w:name="List Continue" w:semiHidden="1" w:unhideWhenUsed="1"/>
@@ -1446,8 +2146,8 @@
     <w:lsdException w:name="Subtle Reference" w:uiPriority="31" w:qFormat="1"/>
     <w:lsdException w:name="Intense Reference" w:uiPriority="32" w:qFormat="1"/>
     <w:lsdException w:name="Book Title" w:uiPriority="33" w:qFormat="1"/>
-    <w:lsdException w:name="Bibliography" w:uiPriority="37" w:semiHidden="1" w:unhideWhenUsed="1"/>
-    <w:lsdException w:name="TOC Heading" w:uiPriority="39" w:semiHidden="1" w:unhideWhenUsed="1" w:qFormat="1"/>
+    <w:lsdException w:name="Bibliography" w:semiHidden="1" w:uiPriority="37" w:unhideWhenUsed="1"/>
+    <w:lsdException w:name="TOC Heading" w:semiHidden="1" w:uiPriority="39" w:unhideWhenUsed="1" w:qFormat="1"/>
     <w:lsdException w:name="Plain Table 1" w:uiPriority="41"/>
     <w:lsdException w:name="Plain Table 2" w:uiPriority="42"/>
     <w:lsdException w:name="Plain Table 3" w:uiPriority="43"/>
@@ -1552,18 +2252,84 @@
     <w:lsdException w:name="List Table 5 Dark Accent 6" w:uiPriority="50"/>
     <w:lsdException w:name="List Table 6 Colorful Accent 6" w:uiPriority="51"/>
     <w:lsdException w:name="List Table 7 Colorful Accent 6" w:uiPriority="52"/>
+    <w:lsdException w:name="Mention" w:semiHidden="1" w:unhideWhenUsed="1"/>
+    <w:lsdException w:name="Smart Hyperlink" w:semiHidden="1" w:unhideWhenUsed="1"/>
+    <w:lsdException w:name="Hashtag" w:semiHidden="1" w:unhideWhenUsed="1"/>
+    <w:lsdException w:name="Unresolved Mention" w:semiHidden="1" w:unhideWhenUsed="1"/>
+    <w:lsdException w:name="Smart Link" w:semiHidden="1" w:unhideWhenUsed="1"/>
   </w:latentStyles>
-  <w:style w:type="paragraph" w:styleId="Normal" w:default="1">
+  <w:style w:type="paragraph" w:default="1" w:styleId="Normal">
     <w:name w:val="Normal"/>
     <w:qFormat/>
   </w:style>
-  <w:style w:type="character" w:styleId="DefaultParagraphFont" w:default="1">
+  <w:style w:type="paragraph" w:styleId="Heading1">
+    <w:name w:val="heading 1"/>
+    <w:basedOn w:val="Normal"/>
+    <w:next w:val="Normal"/>
+    <w:uiPriority w:val="9"/>
+    <w:qFormat/>
+    <w:rsid w:val="4093F463"/>
+    <w:pPr>
+      <w:keepNext/>
+      <w:keepLines/>
+      <w:spacing w:before="360" w:after="80"/>
+      <w:outlineLvl w:val="0"/>
+    </w:pPr>
+    <w:rPr>
+      <w:rFonts w:asciiTheme="majorHAnsi" w:eastAsiaTheme="majorEastAsia" w:hAnsiTheme="majorHAnsi" w:cstheme="majorBidi"/>
+      <w:color w:val="0F4761" w:themeColor="accent1" w:themeShade="BF"/>
+      <w:sz w:val="40"/>
+      <w:szCs w:val="40"/>
+    </w:rPr>
+  </w:style>
+  <w:style w:type="paragraph" w:styleId="Heading2">
+    <w:name w:val="heading 2"/>
+    <w:basedOn w:val="Normal"/>
+    <w:next w:val="Normal"/>
+    <w:uiPriority w:val="9"/>
+    <w:unhideWhenUsed/>
+    <w:qFormat/>
+    <w:rsid w:val="4093F463"/>
+    <w:pPr>
+      <w:keepNext/>
+      <w:keepLines/>
+      <w:spacing w:before="160" w:after="80"/>
+      <w:outlineLvl w:val="1"/>
+    </w:pPr>
+    <w:rPr>
+      <w:rFonts w:asciiTheme="majorHAnsi" w:eastAsiaTheme="majorEastAsia" w:hAnsiTheme="majorHAnsi" w:cstheme="majorBidi"/>
+      <w:color w:val="0F4761" w:themeColor="accent1" w:themeShade="BF"/>
+      <w:sz w:val="32"/>
+      <w:szCs w:val="32"/>
+    </w:rPr>
+  </w:style>
+  <w:style w:type="paragraph" w:styleId="Heading3">
+    <w:name w:val="heading 3"/>
+    <w:basedOn w:val="Normal"/>
+    <w:next w:val="Normal"/>
+    <w:uiPriority w:val="9"/>
+    <w:unhideWhenUsed/>
+    <w:qFormat/>
+    <w:rsid w:val="4093F463"/>
+    <w:pPr>
+      <w:keepNext/>
+      <w:keepLines/>
+      <w:spacing w:before="160" w:after="80"/>
+      <w:outlineLvl w:val="2"/>
+    </w:pPr>
+    <w:rPr>
+      <w:rFonts w:eastAsiaTheme="majorEastAsia" w:cstheme="majorBidi"/>
+      <w:color w:val="0F4761" w:themeColor="accent1" w:themeShade="BF"/>
+      <w:sz w:val="28"/>
+      <w:szCs w:val="28"/>
+    </w:rPr>
+  </w:style>
+  <w:style w:type="character" w:default="1" w:styleId="DefaultParagraphFont">
     <w:name w:val="Default Paragraph Font"/>
     <w:uiPriority w:val="1"/>
-    <w:semiHidden/>
     <w:unhideWhenUsed/>
   </w:style>
-  <w:style w:type="table" w:styleId="TableNormal" w:default="1">
+  <w:style w:type="table" w:default="1" w:styleId="TableNormal">
     <w:name w:val="Normal Table"/>
     <w:uiPriority w:val="99"/>
     <w:semiHidden/>
@@ -1578,117 +2344,47 @@
       </w:tblCellMar>
     </w:tblPr>
   </w:style>
-  <w:style w:type="numbering" w:styleId="NoList" w:default="1">
+  <w:style w:type="numbering" w:default="1" w:styleId="NoList">
     <w:name w:val="No List"/>
     <w:uiPriority w:val="99"/>
     <w:semiHidden/>
     <w:unhideWhenUsed/>
   </w:style>
-  <w:style w:type="paragraph" w:styleId="Heading1">
-    <w:uiPriority w:val="9"/>
-    <w:name w:val="heading 1"/>
-    <w:basedOn w:val="Normal"/>
-    <w:next w:val="Normal"/>
-    <w:qFormat/>
-    <w:rsid w:val="4093F463"/>
-    <w:rPr>
-      <w:rFonts w:ascii="Aptos Display" w:hAnsi="Aptos Display" w:eastAsia="" w:cs="" w:asciiTheme="majorAscii" w:hAnsiTheme="majorAscii" w:eastAsiaTheme="majorEastAsia" w:cstheme="majorBidi"/>
-      <w:color w:val="0F4761" w:themeColor="accent1" w:themeTint="FF" w:themeShade="BF"/>
-      <w:sz w:val="40"/>
-      <w:szCs w:val="40"/>
-    </w:rPr>
-    <w:pPr>
-      <w:keepNext w:val="1"/>
-      <w:keepLines w:val="1"/>
-      <w:spacing w:before="360" w:after="80"/>
-      <w:outlineLvl w:val="0"/>
-    </w:pPr>
-  </w:style>
-  <w:style w:type="paragraph" w:styleId="Heading2">
-    <w:uiPriority w:val="9"/>
-    <w:name w:val="heading 2"/>
-    <w:basedOn w:val="Normal"/>
-    <w:next w:val="Normal"/>
-    <w:unhideWhenUsed/>
-    <w:qFormat/>
-    <w:rsid w:val="4093F463"/>
-    <w:rPr>
-      <w:rFonts w:ascii="Aptos Display" w:hAnsi="Aptos Display" w:eastAsia="" w:cs="" w:asciiTheme="majorAscii" w:hAnsiTheme="majorAscii" w:eastAsiaTheme="majorEastAsia" w:cstheme="majorBidi"/>
-      <w:color w:val="0F4761" w:themeColor="accent1" w:themeTint="FF" w:themeShade="BF"/>
-      <w:sz w:val="32"/>
-      <w:szCs w:val="32"/>
-    </w:rPr>
-    <w:pPr>
-      <w:keepNext w:val="1"/>
-      <w:keepLines w:val="1"/>
-      <w:spacing w:before="160" w:after="80"/>
-      <w:outlineLvl w:val="1"/>
-    </w:pPr>
-  </w:style>
-  <w:style w:type="paragraph" w:styleId="Heading3">
-    <w:uiPriority w:val="9"/>
-    <w:name w:val="heading 3"/>
-    <w:basedOn w:val="Normal"/>
-    <w:next w:val="Normal"/>
-    <w:unhideWhenUsed/>
-    <w:qFormat/>
-    <w:rsid w:val="4093F463"/>
-    <w:rPr>
-      <w:rFonts w:eastAsia="" w:cs="" w:eastAsiaTheme="majorEastAsia" w:cstheme="majorBidi"/>
-      <w:color w:val="0F4761" w:themeColor="accent1" w:themeTint="FF" w:themeShade="BF"/>
-      <w:sz w:val="28"/>
-      <w:szCs w:val="28"/>
-    </w:rPr>
-    <w:pPr>
-      <w:keepNext w:val="1"/>
-      <w:keepLines w:val="1"/>
-      <w:spacing w:before="160" w:after="80"/>
-      <w:outlineLvl w:val="2"/>
-    </w:pPr>
-  </w:style>
   <w:style w:type="paragraph" w:styleId="ListParagraph">
-    <w:uiPriority w:val="34"/>
     <w:name w:val="List Paragraph"/>
     <w:basedOn w:val="Normal"/>
+    <w:uiPriority w:val="34"/>
     <w:qFormat/>
     <w:rsid w:val="4093F463"/>
     <w:pPr>
-      <w:spacing/>
       <w:ind w:left="720"/>
       <w:contextualSpacing/>
     </w:pPr>
   </w:style>
-  <w:style xmlns:w="http://schemas.openxmlformats.org/wordprocessingml/2006/main" w:type="table" w:styleId="TableGrid">
-    <w:name xmlns:w="http://schemas.openxmlformats.org/wordprocessingml/2006/main" w:val="Table Grid"/>
-    <w:basedOn xmlns:w="http://schemas.openxmlformats.org/wordprocessingml/2006/main" w:val="TableNormal"/>
-    <w:uiPriority xmlns:w="http://schemas.openxmlformats.org/wordprocessingml/2006/main" w:val="59"/>
-    <w:rsid xmlns:w="http://schemas.openxmlformats.org/wordprocessingml/2006/main" w:val="00FB4123"/>
-    <w:pPr xmlns:w="http://schemas.openxmlformats.org/wordprocessingml/2006/main">
+  <w:style w:type="table" w:styleId="TableGrid">
+    <w:name w:val="Table Grid"/>
+    <w:basedOn w:val="TableNormal"/>
+    <w:uiPriority w:val="59"/>
+    <w:rsid w:val="00FB4123"/>
+    <w:pPr>
       <w:spacing w:after="0" w:line="240" w:lineRule="auto"/>
     </w:pPr>
-    <w:tblPr xmlns:w="http://schemas.openxmlformats.org/wordprocessingml/2006/main">
-      <w:tblInd w:w="0" w:type="dxa"/>
+    <w:tblPr>
       <w:tblBorders>
-        <w:top w:val="single" w:color="000000" w:themeColor="text1" w:sz="4" w:space="0"/>
-        <w:left w:val="single" w:color="000000" w:themeColor="text1" w:sz="4" w:space="0"/>
-        <w:bottom w:val="single" w:color="000000" w:themeColor="text1" w:sz="4" w:space="0"/>
-        <w:right w:val="single" w:color="000000" w:themeColor="text1" w:sz="4" w:space="0"/>
-        <w:insideH w:val="single" w:color="000000" w:themeColor="text1" w:sz="4" w:space="0"/>
-        <w:insideV w:val="single" w:color="000000" w:themeColor="text1" w:sz="4" w:space="0"/>
+        <w:top w:val="single" w:sz="4" w:space="0" w:color="000000" w:themeColor="text1"/>
+        <w:left w:val="single" w:sz="4" w:space="0" w:color="000000" w:themeColor="text1"/>
+        <w:bottom w:val="single" w:sz="4" w:space="0" w:color="000000" w:themeColor="text1"/>
+        <w:right w:val="single" w:sz="4" w:space="0" w:color="000000" w:themeColor="text1"/>
+        <w:insideH w:val="single" w:sz="4" w:space="0" w:color="000000" w:themeColor="text1"/>
+        <w:insideV w:val="single" w:sz="4" w:space="0" w:color="000000" w:themeColor="text1"/>
       </w:tblBorders>
-      <w:tblCellMar>
-        <w:top w:w="0" w:type="dxa"/>
-        <w:left w:w="108" w:type="dxa"/>
-        <w:bottom w:w="0" w:type="dxa"/>
-        <w:right w:w="108" w:type="dxa"/>
-      </w:tblCellMar>
     </w:tblPr>
   </w:style>
 </w:styles>
 </file>
 
 <file path=word/theme/theme1.xml><?xml version="1.0" encoding="utf-8"?>
-<a:theme xmlns:thm15="http://schemas.microsoft.com/office/thememl/2012/main" xmlns:a="http://schemas.openxmlformats.org/drawingml/2006/main" name="Office Theme">
+<a:theme xmlns:a="http://schemas.openxmlformats.org/drawingml/2006/main" name="Office Theme">
   <a:themeElements>
     <a:clrScheme name="Office">
       <a:dk1>
